--- a/public/2026/seq05/FICHE_S5-A05_Prototype_4eme.docx
+++ b/public/2026/seq05/FICHE_S5-A05_Prototype_4eme.docx
@@ -279,7 +279,7 @@
     </w:tbl>
     <w:p>
       <w:pPr>
-        <w:spacing w:after="60"/>
+        <w:spacing w:after="96"/>
       </w:pPr>
     </w:p>
     <w:tbl>
@@ -329,8 +329,8 @@
                 <w:bCs w:val="false"/>
                 <w:i w:val="false"/>
                 <w:iCs w:val="false"/>
-                <w:sz w:val="16"/>
-                <w:szCs w:val="16"/>
+                <w:sz w:val="24"/>
+                <w:szCs w:val="24"/>
               </w:rPr>
               <w:t xml:space="preserve">NOM : </w:t>
             </w:r>
@@ -364,8 +364,8 @@
                 <w:bCs w:val="false"/>
                 <w:i w:val="false"/>
                 <w:iCs w:val="false"/>
-                <w:sz w:val="16"/>
-                <w:szCs w:val="16"/>
+                <w:sz w:val="24"/>
+                <w:szCs w:val="24"/>
               </w:rPr>
               <w:t xml:space="preserve">PRÉNOM : </w:t>
             </w:r>
@@ -399,8 +399,8 @@
                 <w:bCs w:val="false"/>
                 <w:i w:val="false"/>
                 <w:iCs w:val="false"/>
-                <w:sz w:val="16"/>
-                <w:szCs w:val="16"/>
+                <w:sz w:val="24"/>
+                <w:szCs w:val="24"/>
               </w:rPr>
               <w:t xml:space="preserve">CLASSE : </w:t>
             </w:r>
@@ -434,10 +434,533 @@
                 <w:bCs w:val="false"/>
                 <w:i w:val="false"/>
                 <w:iCs w:val="false"/>
-                <w:sz w:val="16"/>
-                <w:szCs w:val="16"/>
+                <w:sz w:val="24"/>
+                <w:szCs w:val="24"/>
               </w:rPr>
               <w:t xml:space="preserve">MAISON : </w:t>
+            </w:r>
+          </w:p>
+        </w:tc>
+      </w:tr>
+    </w:tbl>
+    <w:p>
+      <w:pPr>
+        <w:spacing w:after="128"/>
+      </w:pPr>
+    </w:p>
+    <w:tbl>
+      <w:tblPr>
+        <w:tblW w:type="dxa" w:w="9360"/>
+        <w:tblBorders>
+          <w:top w:val="single" w:color="auto" w:sz="4"/>
+          <w:left w:val="single" w:color="auto" w:sz="4"/>
+          <w:bottom w:val="single" w:color="auto" w:sz="4"/>
+          <w:right w:val="single" w:color="auto" w:sz="4"/>
+          <w:insideH w:val="single" w:color="auto" w:sz="4"/>
+          <w:insideV w:val="single" w:color="auto" w:sz="4"/>
+        </w:tblBorders>
+      </w:tblPr>
+      <w:tblGrid>
+        <w:gridCol w:w="9360"/>
+      </w:tblGrid>
+      <w:tr>
+        <w:tc>
+          <w:tcPr>
+            <w:tcW w:type="dxa" w:w="9360"/>
+            <w:tcBorders>
+              <w:top w:val="single" w:color="000000" w:sz="6"/>
+              <w:left w:val="single" w:color="000000" w:sz="6"/>
+              <w:bottom w:val="single" w:color="000000" w:sz="6"/>
+              <w:right w:val="single" w:color="000000" w:sz="6"/>
+            </w:tcBorders>
+            <w:shd w:fill="D9D9D9" w:val="clear"/>
+            <w:tcMar>
+              <w:top w:type="dxa" w:w="40"/>
+              <w:left w:type="dxa" w:w="80"/>
+              <w:bottom w:type="dxa" w:w="40"/>
+              <w:right w:type="dxa" w:w="80"/>
+            </w:tcMar>
+            <w:vAlign w:val="center"/>
+          </w:tcPr>
+          <w:p>
+            <w:pPr>
+              <w:spacing w:after="0"/>
+              <w:jc w:val="center"/>
+            </w:pPr>
+            <w:r>
+              <w:rPr>
+                <w:rFonts w:ascii="Arial" w:cs="Arial" w:eastAsia="Arial" w:hAnsi="Arial"/>
+                <w:b/>
+                <w:bCs/>
+                <w:i w:val="false"/>
+                <w:iCs w:val="false"/>
+                <w:sz w:val="32"/>
+                <w:szCs w:val="32"/>
+              </w:rPr>
+              <w:t xml:space="preserve">PROTOTYPE CARTON : JE TESTE MA SOLUTION</w:t>
+            </w:r>
+          </w:p>
+        </w:tc>
+      </w:tr>
+    </w:tbl>
+    <w:p>
+      <w:pPr>
+        <w:spacing w:after="128"/>
+      </w:pPr>
+    </w:p>
+    <w:tbl>
+      <w:tblPr>
+        <w:tblW w:type="dxa" w:w="9360"/>
+        <w:tblBorders>
+          <w:top w:val="single" w:color="auto" w:sz="4"/>
+          <w:left w:val="single" w:color="auto" w:sz="4"/>
+          <w:bottom w:val="single" w:color="auto" w:sz="4"/>
+          <w:right w:val="single" w:color="auto" w:sz="4"/>
+          <w:insideH w:val="single" w:color="auto" w:sz="4"/>
+          <w:insideV w:val="single" w:color="auto" w:sz="4"/>
+        </w:tblBorders>
+      </w:tblPr>
+      <w:tblGrid>
+        <w:gridCol w:w="9360"/>
+      </w:tblGrid>
+      <w:tr>
+        <w:tc>
+          <w:tcPr>
+            <w:tcW w:type="dxa" w:w="9360"/>
+            <w:tcBorders>
+              <w:top w:val="single" w:color="000000" w:sz="6"/>
+              <w:left w:val="single" w:color="000000" w:sz="6"/>
+              <w:bottom w:val="single" w:color="000000" w:sz="6"/>
+              <w:right w:val="single" w:color="000000" w:sz="6"/>
+            </w:tcBorders>
+            <w:tcMar>
+              <w:top w:type="dxa" w:w="100"/>
+              <w:left w:type="dxa" w:w="120"/>
+              <w:bottom w:type="dxa" w:w="100"/>
+              <w:right w:type="dxa" w:w="120"/>
+            </w:tcMar>
+            <w:vAlign w:val="center"/>
+          </w:tcPr>
+          <w:p>
+            <w:pPr>
+              <w:spacing w:after="96"/>
+            </w:pPr>
+            <w:r>
+              <w:rPr>
+                <w:rFonts w:ascii="Arial" w:cs="Arial" w:eastAsia="Arial" w:hAnsi="Arial"/>
+                <w:b w:val="false"/>
+                <w:bCs w:val="false"/>
+                <w:i w:val="false"/>
+                <w:iCs w:val="false"/>
+                <w:sz w:val="24"/>
+                <w:szCs w:val="24"/>
+              </w:rPr>
+              <w:t xml:space="preserve">Avant de lancer la « vraie » fabrication, tout industriel construit un PROTOTYPE rapide et pas cher. Le tien : carton, ficelle, colle — et un protocole de test digne d'un laboratoire.</w:t>
+            </w:r>
+          </w:p>
+          <w:p>
+            <w:pPr>
+              <w:spacing w:after="0"/>
+            </w:pPr>
+            <w:r>
+              <w:rPr>
+                <w:rFonts w:ascii="Arial" w:cs="Arial" w:eastAsia="Arial" w:hAnsi="Arial"/>
+                <w:b/>
+                <w:bCs/>
+                <w:i/>
+                <w:iCs/>
+                <w:sz w:val="24"/>
+                <w:szCs w:val="24"/>
+              </w:rPr>
+              <w:t xml:space="preserve">❓ Comment fabriquer un prototype et PROUVER qu'il respecte le CDC ?</w:t>
+            </w:r>
+          </w:p>
+        </w:tc>
+      </w:tr>
+    </w:tbl>
+    <w:p>
+      <w:pPr>
+        <w:spacing w:after="128"/>
+      </w:pPr>
+    </w:p>
+    <w:tbl>
+      <w:tblPr>
+        <w:tblW w:type="dxa" w:w="9360"/>
+        <w:tblBorders>
+          <w:top w:val="single" w:color="auto" w:sz="4"/>
+          <w:left w:val="single" w:color="auto" w:sz="4"/>
+          <w:bottom w:val="single" w:color="auto" w:sz="4"/>
+          <w:right w:val="single" w:color="auto" w:sz="4"/>
+          <w:insideH w:val="single" w:color="auto" w:sz="4"/>
+          <w:insideV w:val="single" w:color="auto" w:sz="4"/>
+        </w:tblBorders>
+      </w:tblPr>
+      <w:tblGrid>
+        <w:gridCol w:w="9360"/>
+      </w:tblGrid>
+      <w:tr>
+        <w:tc>
+          <w:tcPr>
+            <w:tcW w:type="dxa" w:w="9360"/>
+            <w:tcBorders>
+              <w:top w:val="single" w:color="000000" w:sz="6"/>
+              <w:left w:val="single" w:color="000000" w:sz="6"/>
+              <w:bottom w:val="single" w:color="000000" w:sz="6"/>
+              <w:right w:val="single" w:color="000000" w:sz="6"/>
+            </w:tcBorders>
+            <w:shd w:fill="F2F2F2" w:val="clear"/>
+            <w:tcMar>
+              <w:top w:type="dxa" w:w="40"/>
+              <w:left w:type="dxa" w:w="80"/>
+              <w:bottom w:type="dxa" w:w="40"/>
+              <w:right w:type="dxa" w:w="80"/>
+            </w:tcMar>
+            <w:vAlign w:val="center"/>
+          </w:tcPr>
+          <w:p>
+            <w:pPr>
+              <w:spacing w:after="0"/>
+            </w:pPr>
+            <w:r>
+              <w:rPr>
+                <w:rFonts w:ascii="Arial" w:cs="Arial" w:eastAsia="Arial" w:hAnsi="Arial"/>
+                <w:b/>
+                <w:bCs/>
+                <w:i w:val="false"/>
+                <w:iCs w:val="false"/>
+                <w:sz w:val="26"/>
+                <w:szCs w:val="26"/>
+              </w:rPr>
+              <w:t xml:space="preserve">PARTIE 1 — Du modèle au patron (échelle 1:1)</w:t>
+            </w:r>
+          </w:p>
+        </w:tc>
+      </w:tr>
+    </w:tbl>
+    <w:p>
+      <w:pPr>
+        <w:spacing w:after="64"/>
+      </w:pPr>
+    </w:p>
+    <w:p>
+      <w:pPr>
+        <w:spacing w:after="96"/>
+      </w:pPr>
+      <w:r>
+        <w:rPr>
+          <w:rFonts w:ascii="Arial" w:cs="Arial" w:eastAsia="Arial" w:hAnsi="Arial"/>
+          <w:b w:val="false"/>
+          <w:bCs w:val="false"/>
+          <w:i/>
+          <w:iCs/>
+          <w:sz w:val="24"/>
+          <w:szCs w:val="24"/>
+        </w:rPr>
+        <w:t xml:space="preserve">➤ Reporte les cotes RÉELLES de ton modèle SketchUp sur le carton (échelle 1:1, en mm).</w:t>
+      </w:r>
+    </w:p>
+    <w:tbl>
+      <w:tblPr>
+        <w:tblW w:type="dxa" w:w="9360"/>
+        <w:tblBorders>
+          <w:top w:val="single" w:color="auto" w:sz="4"/>
+          <w:left w:val="single" w:color="auto" w:sz="4"/>
+          <w:bottom w:val="single" w:color="auto" w:sz="4"/>
+          <w:right w:val="single" w:color="auto" w:sz="4"/>
+          <w:insideH w:val="single" w:color="auto" w:sz="4"/>
+          <w:insideV w:val="single" w:color="auto" w:sz="4"/>
+        </w:tblBorders>
+      </w:tblPr>
+      <w:tblGrid>
+        <w:gridCol w:w="3400"/>
+        <w:gridCol w:w="5960"/>
+      </w:tblGrid>
+      <w:tr>
+        <w:tc>
+          <w:tcPr>
+            <w:tcW w:type="dxa" w:w="3400"/>
+            <w:tcBorders>
+              <w:top w:val="single" w:color="000000" w:sz="6"/>
+              <w:left w:val="single" w:color="000000" w:sz="6"/>
+              <w:bottom w:val="single" w:color="000000" w:sz="6"/>
+              <w:right w:val="single" w:color="000000" w:sz="6"/>
+            </w:tcBorders>
+            <w:shd w:fill="D9D9D9" w:val="clear"/>
+            <w:tcMar>
+              <w:top w:type="dxa" w:w="40"/>
+              <w:left w:type="dxa" w:w="80"/>
+              <w:bottom w:type="dxa" w:w="40"/>
+              <w:right w:type="dxa" w:w="80"/>
+            </w:tcMar>
+            <w:vAlign w:val="center"/>
+          </w:tcPr>
+          <w:p>
+            <w:pPr>
+              <w:spacing w:after="0"/>
+            </w:pPr>
+            <w:r>
+              <w:rPr>
+                <w:rFonts w:ascii="Arial" w:cs="Arial" w:eastAsia="Arial" w:hAnsi="Arial"/>
+                <w:b/>
+                <w:bCs/>
+                <w:i w:val="false"/>
+                <w:iCs w:val="false"/>
+                <w:sz w:val="24"/>
+                <w:szCs w:val="24"/>
+              </w:rPr>
+              <w:t xml:space="preserve">Pièce à tracer</w:t>
+            </w:r>
+          </w:p>
+        </w:tc>
+        <w:tc>
+          <w:tcPr>
+            <w:tcW w:type="dxa" w:w="5960"/>
+            <w:tcBorders>
+              <w:top w:val="single" w:color="000000" w:sz="6"/>
+              <w:left w:val="single" w:color="000000" w:sz="6"/>
+              <w:bottom w:val="single" w:color="000000" w:sz="6"/>
+              <w:right w:val="single" w:color="000000" w:sz="6"/>
+            </w:tcBorders>
+            <w:shd w:fill="D9D9D9" w:val="clear"/>
+            <w:tcMar>
+              <w:top w:type="dxa" w:w="40"/>
+              <w:left w:type="dxa" w:w="80"/>
+              <w:bottom w:type="dxa" w:w="40"/>
+              <w:right w:type="dxa" w:w="80"/>
+            </w:tcMar>
+            <w:vAlign w:val="center"/>
+          </w:tcPr>
+          <w:p>
+            <w:pPr>
+              <w:spacing w:after="0"/>
+            </w:pPr>
+            <w:r>
+              <w:rPr>
+                <w:rFonts w:ascii="Arial" w:cs="Arial" w:eastAsia="Arial" w:hAnsi="Arial"/>
+                <w:b/>
+                <w:bCs/>
+                <w:i w:val="false"/>
+                <w:iCs w:val="false"/>
+                <w:sz w:val="24"/>
+                <w:szCs w:val="24"/>
+              </w:rPr>
+              <w:t xml:space="preserve">Cotes (depuis SketchUp)</w:t>
+            </w:r>
+          </w:p>
+        </w:tc>
+      </w:tr>
+      <w:tr>
+        <w:tc>
+          <w:tcPr>
+            <w:tcW w:type="dxa" w:w="3400"/>
+            <w:tcBorders>
+              <w:top w:val="single" w:color="000000" w:sz="6"/>
+              <w:left w:val="single" w:color="000000" w:sz="6"/>
+              <w:bottom w:val="single" w:color="000000" w:sz="6"/>
+              <w:right w:val="single" w:color="000000" w:sz="6"/>
+            </w:tcBorders>
+            <w:tcMar>
+              <w:top w:type="dxa" w:w="40"/>
+              <w:left w:type="dxa" w:w="80"/>
+              <w:bottom w:type="dxa" w:w="40"/>
+              <w:right w:type="dxa" w:w="80"/>
+            </w:tcMar>
+            <w:vAlign w:val="center"/>
+          </w:tcPr>
+          <w:p>
+            <w:pPr>
+              <w:spacing w:after="0"/>
+            </w:pPr>
+            <w:r>
+              <w:rPr>
+                <w:rFonts w:ascii="Arial" w:cs="Arial" w:eastAsia="Arial" w:hAnsi="Arial"/>
+                <w:b w:val="false"/>
+                <w:bCs w:val="false"/>
+                <w:i w:val="false"/>
+                <w:iCs w:val="false"/>
+                <w:sz w:val="24"/>
+                <w:szCs w:val="24"/>
+              </w:rPr>
+              <w:t xml:space="preserve">Base (socle)</w:t>
+            </w:r>
+          </w:p>
+        </w:tc>
+        <w:tc>
+          <w:tcPr>
+            <w:tcW w:type="dxa" w:w="5960"/>
+            <w:tcBorders>
+              <w:top w:val="single" w:color="000000" w:sz="6"/>
+              <w:left w:val="single" w:color="000000" w:sz="6"/>
+              <w:bottom w:val="single" w:color="000000" w:sz="6"/>
+              <w:right w:val="single" w:color="000000" w:sz="6"/>
+            </w:tcBorders>
+            <w:tcMar>
+              <w:top w:type="dxa" w:w="40"/>
+              <w:left w:type="dxa" w:w="80"/>
+              <w:bottom w:type="dxa" w:w="40"/>
+              <w:right w:type="dxa" w:w="80"/>
+            </w:tcMar>
+            <w:vAlign w:val="center"/>
+          </w:tcPr>
+          <w:p>
+            <w:pPr>
+              <w:spacing w:after="0"/>
+            </w:pPr>
+            <w:r>
+              <w:rPr>
+                <w:rFonts w:ascii="Arial" w:cs="Arial" w:eastAsia="Arial" w:hAnsi="Arial"/>
+                <w:b w:val="false"/>
+                <w:bCs w:val="false"/>
+                <w:i w:val="false"/>
+                <w:iCs w:val="false"/>
+                <w:sz w:val="24"/>
+                <w:szCs w:val="24"/>
+              </w:rPr>
+              <w:t xml:space="preserve">...... × ...... mm</w:t>
+            </w:r>
+          </w:p>
+        </w:tc>
+      </w:tr>
+      <w:tr>
+        <w:tc>
+          <w:tcPr>
+            <w:tcW w:type="dxa" w:w="3400"/>
+            <w:tcBorders>
+              <w:top w:val="single" w:color="000000" w:sz="6"/>
+              <w:left w:val="single" w:color="000000" w:sz="6"/>
+              <w:bottom w:val="single" w:color="000000" w:sz="6"/>
+              <w:right w:val="single" w:color="000000" w:sz="6"/>
+            </w:tcBorders>
+            <w:tcMar>
+              <w:top w:type="dxa" w:w="40"/>
+              <w:left w:type="dxa" w:w="80"/>
+              <w:bottom w:type="dxa" w:w="40"/>
+              <w:right w:type="dxa" w:w="80"/>
+            </w:tcMar>
+            <w:vAlign w:val="center"/>
+          </w:tcPr>
+          <w:p>
+            <w:pPr>
+              <w:spacing w:after="0"/>
+            </w:pPr>
+            <w:r>
+              <w:rPr>
+                <w:rFonts w:ascii="Arial" w:cs="Arial" w:eastAsia="Arial" w:hAnsi="Arial"/>
+                <w:b w:val="false"/>
+                <w:bCs w:val="false"/>
+                <w:i w:val="false"/>
+                <w:iCs w:val="false"/>
+                <w:sz w:val="24"/>
+                <w:szCs w:val="24"/>
+              </w:rPr>
+              <w:t xml:space="preserve">Dossier incliné</w:t>
+            </w:r>
+          </w:p>
+        </w:tc>
+        <w:tc>
+          <w:tcPr>
+            <w:tcW w:type="dxa" w:w="5960"/>
+            <w:tcBorders>
+              <w:top w:val="single" w:color="000000" w:sz="6"/>
+              <w:left w:val="single" w:color="000000" w:sz="6"/>
+              <w:bottom w:val="single" w:color="000000" w:sz="6"/>
+              <w:right w:val="single" w:color="000000" w:sz="6"/>
+            </w:tcBorders>
+            <w:tcMar>
+              <w:top w:type="dxa" w:w="40"/>
+              <w:left w:type="dxa" w:w="80"/>
+              <w:bottom w:type="dxa" w:w="40"/>
+              <w:right w:type="dxa" w:w="80"/>
+            </w:tcMar>
+            <w:vAlign w:val="center"/>
+          </w:tcPr>
+          <w:p>
+            <w:pPr>
+              <w:spacing w:after="0"/>
+            </w:pPr>
+            <w:r>
+              <w:rPr>
+                <w:rFonts w:ascii="Arial" w:cs="Arial" w:eastAsia="Arial" w:hAnsi="Arial"/>
+                <w:b w:val="false"/>
+                <w:bCs w:val="false"/>
+                <w:i w:val="false"/>
+                <w:iCs w:val="false"/>
+                <w:sz w:val="24"/>
+                <w:szCs w:val="24"/>
+              </w:rPr>
+              <w:t xml:space="preserve">...... × ...... mm — angle ......°</w:t>
+            </w:r>
+          </w:p>
+        </w:tc>
+      </w:tr>
+      <w:tr>
+        <w:tc>
+          <w:tcPr>
+            <w:tcW w:type="dxa" w:w="3400"/>
+            <w:tcBorders>
+              <w:top w:val="single" w:color="000000" w:sz="6"/>
+              <w:left w:val="single" w:color="000000" w:sz="6"/>
+              <w:bottom w:val="single" w:color="000000" w:sz="6"/>
+              <w:right w:val="single" w:color="000000" w:sz="6"/>
+            </w:tcBorders>
+            <w:tcMar>
+              <w:top w:type="dxa" w:w="40"/>
+              <w:left w:type="dxa" w:w="80"/>
+              <w:bottom w:type="dxa" w:w="40"/>
+              <w:right w:type="dxa" w:w="80"/>
+            </w:tcMar>
+            <w:vAlign w:val="center"/>
+          </w:tcPr>
+          <w:p>
+            <w:pPr>
+              <w:spacing w:after="0"/>
+            </w:pPr>
+            <w:r>
+              <w:rPr>
+                <w:rFonts w:ascii="Arial" w:cs="Arial" w:eastAsia="Arial" w:hAnsi="Arial"/>
+                <w:b w:val="false"/>
+                <w:bCs w:val="false"/>
+                <w:i w:val="false"/>
+                <w:iCs w:val="false"/>
+                <w:sz w:val="24"/>
+                <w:szCs w:val="24"/>
+              </w:rPr>
+              <w:t xml:space="preserve">Butée</w:t>
+            </w:r>
+          </w:p>
+        </w:tc>
+        <w:tc>
+          <w:tcPr>
+            <w:tcW w:type="dxa" w:w="5960"/>
+            <w:tcBorders>
+              <w:top w:val="single" w:color="000000" w:sz="6"/>
+              <w:left w:val="single" w:color="000000" w:sz="6"/>
+              <w:bottom w:val="single" w:color="000000" w:sz="6"/>
+              <w:right w:val="single" w:color="000000" w:sz="6"/>
+            </w:tcBorders>
+            <w:tcMar>
+              <w:top w:type="dxa" w:w="40"/>
+              <w:left w:type="dxa" w:w="80"/>
+              <w:bottom w:type="dxa" w:w="40"/>
+              <w:right w:type="dxa" w:w="80"/>
+            </w:tcMar>
+            <w:vAlign w:val="center"/>
+          </w:tcPr>
+          <w:p>
+            <w:pPr>
+              <w:spacing w:after="0"/>
+            </w:pPr>
+            <w:r>
+              <w:rPr>
+                <w:rFonts w:ascii="Arial" w:cs="Arial" w:eastAsia="Arial" w:hAnsi="Arial"/>
+                <w:b w:val="false"/>
+                <w:bCs w:val="false"/>
+                <w:i w:val="false"/>
+                <w:iCs w:val="false"/>
+                <w:sz w:val="24"/>
+                <w:szCs w:val="24"/>
+              </w:rPr>
+              <w:t xml:space="preserve">...... × ...... mm</w:t>
             </w:r>
           </w:p>
         </w:tc>
@@ -473,19 +996,18 @@
               <w:bottom w:val="single" w:color="000000" w:sz="6"/>
               <w:right w:val="single" w:color="000000" w:sz="6"/>
             </w:tcBorders>
-            <w:shd w:fill="D9D9D9" w:val="clear"/>
-            <w:tcMar>
-              <w:top w:type="dxa" w:w="40"/>
-              <w:left w:type="dxa" w:w="80"/>
-              <w:bottom w:type="dxa" w:w="40"/>
-              <w:right w:type="dxa" w:w="80"/>
-            </w:tcMar>
-            <w:vAlign w:val="center"/>
-          </w:tcPr>
-          <w:p>
-            <w:pPr>
-              <w:spacing w:after="0"/>
-              <w:jc w:val="center"/>
+            <w:shd w:fill="F2F2F2" w:val="clear"/>
+            <w:tcMar>
+              <w:top w:type="dxa" w:w="40"/>
+              <w:left w:type="dxa" w:w="80"/>
+              <w:bottom w:type="dxa" w:w="40"/>
+              <w:right w:type="dxa" w:w="80"/>
+            </w:tcMar>
+            <w:vAlign w:val="center"/>
+          </w:tcPr>
+          <w:p>
+            <w:pPr>
+              <w:spacing w:after="0"/>
             </w:pPr>
             <w:r>
               <w:rPr>
@@ -494,10 +1016,394 @@
                 <w:bCs/>
                 <w:i w:val="false"/>
                 <w:iCs w:val="false"/>
-                <w:sz w:val="24"/>
-                <w:szCs w:val="24"/>
-              </w:rPr>
-              <w:t xml:space="preserve">PROTOTYPE CARTON : JE TESTE MA SOLUTION</w:t>
+                <w:sz w:val="26"/>
+                <w:szCs w:val="26"/>
+              </w:rPr>
+              <w:t xml:space="preserve">PARTIE 2 — Fabrication  (séance en groupe · sécurité cutter : tapis + règle métal + doigts derrière la lame)</w:t>
+            </w:r>
+          </w:p>
+        </w:tc>
+      </w:tr>
+    </w:tbl>
+    <w:p>
+      <w:pPr>
+        <w:spacing w:after="64"/>
+      </w:pPr>
+    </w:p>
+    <w:tbl>
+      <w:tblPr>
+        <w:tblW w:type="dxa" w:w="9360"/>
+        <w:tblBorders>
+          <w:top w:val="single" w:color="auto" w:sz="4"/>
+          <w:left w:val="single" w:color="auto" w:sz="4"/>
+          <w:bottom w:val="single" w:color="auto" w:sz="4"/>
+          <w:right w:val="single" w:color="auto" w:sz="4"/>
+          <w:insideH w:val="single" w:color="auto" w:sz="4"/>
+          <w:insideV w:val="single" w:color="auto" w:sz="4"/>
+        </w:tblBorders>
+      </w:tblPr>
+      <w:tblGrid>
+        <w:gridCol w:w="900"/>
+        <w:gridCol w:w="8460"/>
+      </w:tblGrid>
+      <w:tr>
+        <w:tc>
+          <w:tcPr>
+            <w:tcW w:type="dxa" w:w="900"/>
+            <w:tcBorders>
+              <w:top w:val="single" w:color="000000" w:sz="6"/>
+              <w:left w:val="single" w:color="000000" w:sz="6"/>
+              <w:bottom w:val="single" w:color="000000" w:sz="6"/>
+              <w:right w:val="single" w:color="000000" w:sz="6"/>
+            </w:tcBorders>
+            <w:shd w:fill="D9D9D9" w:val="clear"/>
+            <w:tcMar>
+              <w:top w:type="dxa" w:w="40"/>
+              <w:left w:type="dxa" w:w="80"/>
+              <w:bottom w:type="dxa" w:w="40"/>
+              <w:right w:type="dxa" w:w="80"/>
+            </w:tcMar>
+            <w:vAlign w:val="center"/>
+          </w:tcPr>
+          <w:p>
+            <w:pPr>
+              <w:spacing w:after="0"/>
+            </w:pPr>
+            <w:r>
+              <w:rPr>
+                <w:rFonts w:ascii="Arial" w:cs="Arial" w:eastAsia="Arial" w:hAnsi="Arial"/>
+                <w:b/>
+                <w:bCs/>
+                <w:i w:val="false"/>
+                <w:iCs w:val="false"/>
+                <w:sz w:val="24"/>
+                <w:szCs w:val="24"/>
+              </w:rPr>
+              <w:t xml:space="preserve">Fait</w:t>
+            </w:r>
+          </w:p>
+        </w:tc>
+        <w:tc>
+          <w:tcPr>
+            <w:tcW w:type="dxa" w:w="8460"/>
+            <w:tcBorders>
+              <w:top w:val="single" w:color="000000" w:sz="6"/>
+              <w:left w:val="single" w:color="000000" w:sz="6"/>
+              <w:bottom w:val="single" w:color="000000" w:sz="6"/>
+              <w:right w:val="single" w:color="000000" w:sz="6"/>
+            </w:tcBorders>
+            <w:shd w:fill="D9D9D9" w:val="clear"/>
+            <w:tcMar>
+              <w:top w:type="dxa" w:w="40"/>
+              <w:left w:type="dxa" w:w="80"/>
+              <w:bottom w:type="dxa" w:w="40"/>
+              <w:right w:type="dxa" w:w="80"/>
+            </w:tcMar>
+            <w:vAlign w:val="center"/>
+          </w:tcPr>
+          <w:p>
+            <w:pPr>
+              <w:spacing w:after="0"/>
+            </w:pPr>
+            <w:r>
+              <w:rPr>
+                <w:rFonts w:ascii="Arial" w:cs="Arial" w:eastAsia="Arial" w:hAnsi="Arial"/>
+                <w:b/>
+                <w:bCs/>
+                <w:i w:val="false"/>
+                <w:iCs w:val="false"/>
+                <w:sz w:val="24"/>
+                <w:szCs w:val="24"/>
+              </w:rPr>
+              <w:t xml:space="preserve">Étape</w:t>
+            </w:r>
+          </w:p>
+        </w:tc>
+      </w:tr>
+      <w:tr>
+        <w:tc>
+          <w:tcPr>
+            <w:tcW w:type="dxa" w:w="900"/>
+            <w:tcBorders>
+              <w:top w:val="single" w:color="000000" w:sz="6"/>
+              <w:left w:val="single" w:color="000000" w:sz="6"/>
+              <w:bottom w:val="single" w:color="000000" w:sz="6"/>
+              <w:right w:val="single" w:color="000000" w:sz="6"/>
+            </w:tcBorders>
+            <w:tcMar>
+              <w:top w:type="dxa" w:w="40"/>
+              <w:left w:type="dxa" w:w="80"/>
+              <w:bottom w:type="dxa" w:w="40"/>
+              <w:right w:type="dxa" w:w="80"/>
+            </w:tcMar>
+            <w:vAlign w:val="center"/>
+          </w:tcPr>
+          <w:p>
+            <w:pPr>
+              <w:spacing w:after="0"/>
+            </w:pPr>
+            <w:r>
+              <w:rPr>
+                <w:rFonts w:ascii="Arial" w:cs="Arial" w:eastAsia="Arial" w:hAnsi="Arial"/>
+                <w:b w:val="false"/>
+                <w:bCs w:val="false"/>
+                <w:i w:val="false"/>
+                <w:iCs w:val="false"/>
+                <w:sz w:val="24"/>
+                <w:szCs w:val="24"/>
+              </w:rPr>
+              <w:t xml:space="preserve">☐ 1</w:t>
+            </w:r>
+          </w:p>
+        </w:tc>
+        <w:tc>
+          <w:tcPr>
+            <w:tcW w:type="dxa" w:w="8460"/>
+            <w:tcBorders>
+              <w:top w:val="single" w:color="000000" w:sz="6"/>
+              <w:left w:val="single" w:color="000000" w:sz="6"/>
+              <w:bottom w:val="single" w:color="000000" w:sz="6"/>
+              <w:right w:val="single" w:color="000000" w:sz="6"/>
+            </w:tcBorders>
+            <w:tcMar>
+              <w:top w:type="dxa" w:w="40"/>
+              <w:left w:type="dxa" w:w="80"/>
+              <w:bottom w:type="dxa" w:w="40"/>
+              <w:right w:type="dxa" w:w="80"/>
+            </w:tcMar>
+            <w:vAlign w:val="center"/>
+          </w:tcPr>
+          <w:p>
+            <w:pPr>
+              <w:spacing w:after="0"/>
+            </w:pPr>
+            <w:r>
+              <w:rPr>
+                <w:rFonts w:ascii="Arial" w:cs="Arial" w:eastAsia="Arial" w:hAnsi="Arial"/>
+                <w:b w:val="false"/>
+                <w:bCs w:val="false"/>
+                <w:i w:val="false"/>
+                <w:iCs w:val="false"/>
+                <w:sz w:val="24"/>
+                <w:szCs w:val="24"/>
+              </w:rPr>
+              <w:t xml:space="preserve">Trace les 3 pièces sur le carton (règle, équerre, cotes exactes).</w:t>
+            </w:r>
+          </w:p>
+        </w:tc>
+      </w:tr>
+      <w:tr>
+        <w:tc>
+          <w:tcPr>
+            <w:tcW w:type="dxa" w:w="900"/>
+            <w:tcBorders>
+              <w:top w:val="single" w:color="000000" w:sz="6"/>
+              <w:left w:val="single" w:color="000000" w:sz="6"/>
+              <w:bottom w:val="single" w:color="000000" w:sz="6"/>
+              <w:right w:val="single" w:color="000000" w:sz="6"/>
+            </w:tcBorders>
+            <w:tcMar>
+              <w:top w:type="dxa" w:w="40"/>
+              <w:left w:type="dxa" w:w="80"/>
+              <w:bottom w:type="dxa" w:w="40"/>
+              <w:right w:type="dxa" w:w="80"/>
+            </w:tcMar>
+            <w:vAlign w:val="center"/>
+          </w:tcPr>
+          <w:p>
+            <w:pPr>
+              <w:spacing w:after="0"/>
+            </w:pPr>
+            <w:r>
+              <w:rPr>
+                <w:rFonts w:ascii="Arial" w:cs="Arial" w:eastAsia="Arial" w:hAnsi="Arial"/>
+                <w:b w:val="false"/>
+                <w:bCs w:val="false"/>
+                <w:i w:val="false"/>
+                <w:iCs w:val="false"/>
+                <w:sz w:val="24"/>
+                <w:szCs w:val="24"/>
+              </w:rPr>
+              <w:t xml:space="preserve">☐ 2</w:t>
+            </w:r>
+          </w:p>
+        </w:tc>
+        <w:tc>
+          <w:tcPr>
+            <w:tcW w:type="dxa" w:w="8460"/>
+            <w:tcBorders>
+              <w:top w:val="single" w:color="000000" w:sz="6"/>
+              <w:left w:val="single" w:color="000000" w:sz="6"/>
+              <w:bottom w:val="single" w:color="000000" w:sz="6"/>
+              <w:right w:val="single" w:color="000000" w:sz="6"/>
+            </w:tcBorders>
+            <w:tcMar>
+              <w:top w:type="dxa" w:w="40"/>
+              <w:left w:type="dxa" w:w="80"/>
+              <w:bottom w:type="dxa" w:w="40"/>
+              <w:right w:type="dxa" w:w="80"/>
+            </w:tcMar>
+            <w:vAlign w:val="center"/>
+          </w:tcPr>
+          <w:p>
+            <w:pPr>
+              <w:spacing w:after="0"/>
+            </w:pPr>
+            <w:r>
+              <w:rPr>
+                <w:rFonts w:ascii="Arial" w:cs="Arial" w:eastAsia="Arial" w:hAnsi="Arial"/>
+                <w:b w:val="false"/>
+                <w:bCs w:val="false"/>
+                <w:i w:val="false"/>
+                <w:iCs w:val="false"/>
+                <w:sz w:val="24"/>
+                <w:szCs w:val="24"/>
+              </w:rPr>
+              <w:t xml:space="preserve">Découpe au cutter SUR LE TAPIS, règle métallique, par passes légères.</w:t>
+            </w:r>
+          </w:p>
+        </w:tc>
+      </w:tr>
+      <w:tr>
+        <w:tc>
+          <w:tcPr>
+            <w:tcW w:type="dxa" w:w="900"/>
+            <w:tcBorders>
+              <w:top w:val="single" w:color="000000" w:sz="6"/>
+              <w:left w:val="single" w:color="000000" w:sz="6"/>
+              <w:bottom w:val="single" w:color="000000" w:sz="6"/>
+              <w:right w:val="single" w:color="000000" w:sz="6"/>
+            </w:tcBorders>
+            <w:tcMar>
+              <w:top w:type="dxa" w:w="40"/>
+              <w:left w:type="dxa" w:w="80"/>
+              <w:bottom w:type="dxa" w:w="40"/>
+              <w:right w:type="dxa" w:w="80"/>
+            </w:tcMar>
+            <w:vAlign w:val="center"/>
+          </w:tcPr>
+          <w:p>
+            <w:pPr>
+              <w:spacing w:after="0"/>
+            </w:pPr>
+            <w:r>
+              <w:rPr>
+                <w:rFonts w:ascii="Arial" w:cs="Arial" w:eastAsia="Arial" w:hAnsi="Arial"/>
+                <w:b w:val="false"/>
+                <w:bCs w:val="false"/>
+                <w:i w:val="false"/>
+                <w:iCs w:val="false"/>
+                <w:sz w:val="24"/>
+                <w:szCs w:val="24"/>
+              </w:rPr>
+              <w:t xml:space="preserve">☐ 3</w:t>
+            </w:r>
+          </w:p>
+        </w:tc>
+        <w:tc>
+          <w:tcPr>
+            <w:tcW w:type="dxa" w:w="8460"/>
+            <w:tcBorders>
+              <w:top w:val="single" w:color="000000" w:sz="6"/>
+              <w:left w:val="single" w:color="000000" w:sz="6"/>
+              <w:bottom w:val="single" w:color="000000" w:sz="6"/>
+              <w:right w:val="single" w:color="000000" w:sz="6"/>
+            </w:tcBorders>
+            <w:tcMar>
+              <w:top w:type="dxa" w:w="40"/>
+              <w:left w:type="dxa" w:w="80"/>
+              <w:bottom w:type="dxa" w:w="40"/>
+              <w:right w:type="dxa" w:w="80"/>
+            </w:tcMar>
+            <w:vAlign w:val="center"/>
+          </w:tcPr>
+          <w:p>
+            <w:pPr>
+              <w:spacing w:after="0"/>
+            </w:pPr>
+            <w:r>
+              <w:rPr>
+                <w:rFonts w:ascii="Arial" w:cs="Arial" w:eastAsia="Arial" w:hAnsi="Arial"/>
+                <w:b w:val="false"/>
+                <w:bCs w:val="false"/>
+                <w:i w:val="false"/>
+                <w:iCs w:val="false"/>
+                <w:sz w:val="24"/>
+                <w:szCs w:val="24"/>
+              </w:rPr>
+              <w:t xml:space="preserve">Assemble : rainures ou colle. La FICELLE relie le haut du dossier à l'arrière de la base : c'est elle qui BLOQUE l'angle d'inclinaison.</w:t>
+            </w:r>
+          </w:p>
+        </w:tc>
+      </w:tr>
+      <w:tr>
+        <w:tc>
+          <w:tcPr>
+            <w:tcW w:type="dxa" w:w="900"/>
+            <w:tcBorders>
+              <w:top w:val="single" w:color="000000" w:sz="6"/>
+              <w:left w:val="single" w:color="000000" w:sz="6"/>
+              <w:bottom w:val="single" w:color="000000" w:sz="6"/>
+              <w:right w:val="single" w:color="000000" w:sz="6"/>
+            </w:tcBorders>
+            <w:tcMar>
+              <w:top w:type="dxa" w:w="40"/>
+              <w:left w:type="dxa" w:w="80"/>
+              <w:bottom w:type="dxa" w:w="40"/>
+              <w:right w:type="dxa" w:w="80"/>
+            </w:tcMar>
+            <w:vAlign w:val="center"/>
+          </w:tcPr>
+          <w:p>
+            <w:pPr>
+              <w:spacing w:after="0"/>
+            </w:pPr>
+            <w:r>
+              <w:rPr>
+                <w:rFonts w:ascii="Arial" w:cs="Arial" w:eastAsia="Arial" w:hAnsi="Arial"/>
+                <w:b w:val="false"/>
+                <w:bCs w:val="false"/>
+                <w:i w:val="false"/>
+                <w:iCs w:val="false"/>
+                <w:sz w:val="24"/>
+                <w:szCs w:val="24"/>
+              </w:rPr>
+              <w:t xml:space="preserve">☐ 4</w:t>
+            </w:r>
+          </w:p>
+        </w:tc>
+        <w:tc>
+          <w:tcPr>
+            <w:tcW w:type="dxa" w:w="8460"/>
+            <w:tcBorders>
+              <w:top w:val="single" w:color="000000" w:sz="6"/>
+              <w:left w:val="single" w:color="000000" w:sz="6"/>
+              <w:bottom w:val="single" w:color="000000" w:sz="6"/>
+              <w:right w:val="single" w:color="000000" w:sz="6"/>
+            </w:tcBorders>
+            <w:tcMar>
+              <w:top w:type="dxa" w:w="40"/>
+              <w:left w:type="dxa" w:w="80"/>
+              <w:bottom w:type="dxa" w:w="40"/>
+              <w:right w:type="dxa" w:w="80"/>
+            </w:tcMar>
+            <w:vAlign w:val="center"/>
+          </w:tcPr>
+          <w:p>
+            <w:pPr>
+              <w:spacing w:after="0"/>
+            </w:pPr>
+            <w:r>
+              <w:rPr>
+                <w:rFonts w:ascii="Arial" w:cs="Arial" w:eastAsia="Arial" w:hAnsi="Arial"/>
+                <w:b w:val="false"/>
+                <w:bCs w:val="false"/>
+                <w:i w:val="false"/>
+                <w:iCs w:val="false"/>
+                <w:sz w:val="24"/>
+                <w:szCs w:val="24"/>
+              </w:rPr>
+              <w:t xml:space="preserve">Ajuste la longueur de la ficelle jusqu'à obtenir un angle dans la plage 30–60°.</w:t>
             </w:r>
           </w:p>
         </w:tc>
@@ -533,31 +1439,15 @@
               <w:bottom w:val="single" w:color="000000" w:sz="6"/>
               <w:right w:val="single" w:color="000000" w:sz="6"/>
             </w:tcBorders>
-            <w:tcMar>
-              <w:top w:type="dxa" w:w="100"/>
-              <w:left w:type="dxa" w:w="120"/>
-              <w:bottom w:type="dxa" w:w="100"/>
-              <w:right w:type="dxa" w:w="120"/>
-            </w:tcMar>
-            <w:vAlign w:val="center"/>
-          </w:tcPr>
-          <w:p>
-            <w:pPr>
-              <w:spacing w:after="60"/>
-            </w:pPr>
-            <w:r>
-              <w:rPr>
-                <w:rFonts w:ascii="Arial" w:cs="Arial" w:eastAsia="Arial" w:hAnsi="Arial"/>
-                <w:b w:val="false"/>
-                <w:bCs w:val="false"/>
-                <w:i w:val="false"/>
-                <w:iCs w:val="false"/>
-                <w:sz w:val="16"/>
-                <w:szCs w:val="16"/>
-              </w:rPr>
-              <w:t xml:space="preserve">Avant de lancer la « vraie » fabrication, tout industriel construit un PROTOTYPE rapide et pas cher. Le tien : carton, ficelle, colle — et un protocole de test digne d'un laboratoire.</w:t>
-            </w:r>
-          </w:p>
+            <w:shd w:fill="F2F2F2" w:val="clear"/>
+            <w:tcMar>
+              <w:top w:type="dxa" w:w="40"/>
+              <w:left w:type="dxa" w:w="80"/>
+              <w:bottom w:type="dxa" w:w="40"/>
+              <w:right w:type="dxa" w:w="80"/>
+            </w:tcMar>
+            <w:vAlign w:val="center"/>
+          </w:tcPr>
           <w:p>
             <w:pPr>
               <w:spacing w:after="0"/>
@@ -567,12 +1457,12 @@
                 <w:rFonts w:ascii="Arial" w:cs="Arial" w:eastAsia="Arial" w:hAnsi="Arial"/>
                 <w:b/>
                 <w:bCs/>
-                <w:i/>
-                <w:iCs/>
-                <w:sz w:val="16"/>
-                <w:szCs w:val="16"/>
-              </w:rPr>
-              <w:t xml:space="preserve">❓ Comment fabriquer un prototype et PROUVER qu'il respecte le CDC ?</w:t>
+                <w:i w:val="false"/>
+                <w:iCs w:val="false"/>
+                <w:sz w:val="26"/>
+                <w:szCs w:val="26"/>
+              </w:rPr>
+              <w:t xml:space="preserve">PARTIE 3 — Le protocole de test (comme au labo)</w:t>
             </w:r>
           </w:p>
         </w:tc>
@@ -580,897 +1470,7 @@
     </w:tbl>
     <w:p>
       <w:pPr>
-        <w:spacing w:after="80"/>
-      </w:pPr>
-    </w:p>
-    <w:tbl>
-      <w:tblPr>
-        <w:tblW w:type="dxa" w:w="9360"/>
-        <w:tblBorders>
-          <w:top w:val="single" w:color="auto" w:sz="4"/>
-          <w:left w:val="single" w:color="auto" w:sz="4"/>
-          <w:bottom w:val="single" w:color="auto" w:sz="4"/>
-          <w:right w:val="single" w:color="auto" w:sz="4"/>
-          <w:insideH w:val="single" w:color="auto" w:sz="4"/>
-          <w:insideV w:val="single" w:color="auto" w:sz="4"/>
-        </w:tblBorders>
-      </w:tblPr>
-      <w:tblGrid>
-        <w:gridCol w:w="9360"/>
-      </w:tblGrid>
-      <w:tr>
-        <w:tc>
-          <w:tcPr>
-            <w:tcW w:type="dxa" w:w="9360"/>
-            <w:tcBorders>
-              <w:top w:val="single" w:color="000000" w:sz="6"/>
-              <w:left w:val="single" w:color="000000" w:sz="6"/>
-              <w:bottom w:val="single" w:color="000000" w:sz="6"/>
-              <w:right w:val="single" w:color="000000" w:sz="6"/>
-            </w:tcBorders>
-            <w:shd w:fill="F2F2F2" w:val="clear"/>
-            <w:tcMar>
-              <w:top w:type="dxa" w:w="40"/>
-              <w:left w:type="dxa" w:w="80"/>
-              <w:bottom w:type="dxa" w:w="40"/>
-              <w:right w:type="dxa" w:w="80"/>
-            </w:tcMar>
-            <w:vAlign w:val="center"/>
-          </w:tcPr>
-          <w:p>
-            <w:pPr>
-              <w:spacing w:after="0"/>
-            </w:pPr>
-            <w:r>
-              <w:rPr>
-                <w:rFonts w:ascii="Arial" w:cs="Arial" w:eastAsia="Arial" w:hAnsi="Arial"/>
-                <w:b/>
-                <w:bCs/>
-                <w:i w:val="false"/>
-                <w:iCs w:val="false"/>
-                <w:sz w:val="18"/>
-                <w:szCs w:val="18"/>
-              </w:rPr>
-              <w:t xml:space="preserve">PARTIE 1 — Du modèle au patron (échelle 1:1)</w:t>
-            </w:r>
-          </w:p>
-        </w:tc>
-      </w:tr>
-    </w:tbl>
-    <w:p>
-      <w:pPr>
-        <w:spacing w:after="40"/>
-      </w:pPr>
-    </w:p>
-    <w:p>
-      <w:pPr>
-        <w:spacing w:after="60"/>
-      </w:pPr>
-      <w:r>
-        <w:rPr>
-          <w:rFonts w:ascii="Arial" w:cs="Arial" w:eastAsia="Arial" w:hAnsi="Arial"/>
-          <w:b w:val="false"/>
-          <w:bCs w:val="false"/>
-          <w:i/>
-          <w:iCs/>
-          <w:sz w:val="16"/>
-          <w:szCs w:val="16"/>
-        </w:rPr>
-        <w:t xml:space="preserve">➤ Reporte les cotes RÉELLES de ton modèle SketchUp sur le carton (échelle 1:1, en mm).</w:t>
-      </w:r>
-    </w:p>
-    <w:tbl>
-      <w:tblPr>
-        <w:tblW w:type="dxa" w:w="9360"/>
-        <w:tblBorders>
-          <w:top w:val="single" w:color="auto" w:sz="4"/>
-          <w:left w:val="single" w:color="auto" w:sz="4"/>
-          <w:bottom w:val="single" w:color="auto" w:sz="4"/>
-          <w:right w:val="single" w:color="auto" w:sz="4"/>
-          <w:insideH w:val="single" w:color="auto" w:sz="4"/>
-          <w:insideV w:val="single" w:color="auto" w:sz="4"/>
-        </w:tblBorders>
-      </w:tblPr>
-      <w:tblGrid>
-        <w:gridCol w:w="3400"/>
-        <w:gridCol w:w="5960"/>
-      </w:tblGrid>
-      <w:tr>
-        <w:tc>
-          <w:tcPr>
-            <w:tcW w:type="dxa" w:w="3400"/>
-            <w:tcBorders>
-              <w:top w:val="single" w:color="000000" w:sz="6"/>
-              <w:left w:val="single" w:color="000000" w:sz="6"/>
-              <w:bottom w:val="single" w:color="000000" w:sz="6"/>
-              <w:right w:val="single" w:color="000000" w:sz="6"/>
-            </w:tcBorders>
-            <w:shd w:fill="D9D9D9" w:val="clear"/>
-            <w:tcMar>
-              <w:top w:type="dxa" w:w="40"/>
-              <w:left w:type="dxa" w:w="80"/>
-              <w:bottom w:type="dxa" w:w="40"/>
-              <w:right w:type="dxa" w:w="80"/>
-            </w:tcMar>
-            <w:vAlign w:val="center"/>
-          </w:tcPr>
-          <w:p>
-            <w:pPr>
-              <w:spacing w:after="0"/>
-            </w:pPr>
-            <w:r>
-              <w:rPr>
-                <w:rFonts w:ascii="Arial" w:cs="Arial" w:eastAsia="Arial" w:hAnsi="Arial"/>
-                <w:b/>
-                <w:bCs/>
-                <w:i w:val="false"/>
-                <w:iCs w:val="false"/>
-                <w:sz w:val="16"/>
-                <w:szCs w:val="16"/>
-              </w:rPr>
-              <w:t xml:space="preserve">Pièce à tracer</w:t>
-            </w:r>
-          </w:p>
-        </w:tc>
-        <w:tc>
-          <w:tcPr>
-            <w:tcW w:type="dxa" w:w="5960"/>
-            <w:tcBorders>
-              <w:top w:val="single" w:color="000000" w:sz="6"/>
-              <w:left w:val="single" w:color="000000" w:sz="6"/>
-              <w:bottom w:val="single" w:color="000000" w:sz="6"/>
-              <w:right w:val="single" w:color="000000" w:sz="6"/>
-            </w:tcBorders>
-            <w:shd w:fill="D9D9D9" w:val="clear"/>
-            <w:tcMar>
-              <w:top w:type="dxa" w:w="40"/>
-              <w:left w:type="dxa" w:w="80"/>
-              <w:bottom w:type="dxa" w:w="40"/>
-              <w:right w:type="dxa" w:w="80"/>
-            </w:tcMar>
-            <w:vAlign w:val="center"/>
-          </w:tcPr>
-          <w:p>
-            <w:pPr>
-              <w:spacing w:after="0"/>
-            </w:pPr>
-            <w:r>
-              <w:rPr>
-                <w:rFonts w:ascii="Arial" w:cs="Arial" w:eastAsia="Arial" w:hAnsi="Arial"/>
-                <w:b/>
-                <w:bCs/>
-                <w:i w:val="false"/>
-                <w:iCs w:val="false"/>
-                <w:sz w:val="16"/>
-                <w:szCs w:val="16"/>
-              </w:rPr>
-              <w:t xml:space="preserve">Cotes (depuis SketchUp)</w:t>
-            </w:r>
-          </w:p>
-        </w:tc>
-      </w:tr>
-      <w:tr>
-        <w:tc>
-          <w:tcPr>
-            <w:tcW w:type="dxa" w:w="3400"/>
-            <w:tcBorders>
-              <w:top w:val="single" w:color="000000" w:sz="6"/>
-              <w:left w:val="single" w:color="000000" w:sz="6"/>
-              <w:bottom w:val="single" w:color="000000" w:sz="6"/>
-              <w:right w:val="single" w:color="000000" w:sz="6"/>
-            </w:tcBorders>
-            <w:tcMar>
-              <w:top w:type="dxa" w:w="40"/>
-              <w:left w:type="dxa" w:w="80"/>
-              <w:bottom w:type="dxa" w:w="40"/>
-              <w:right w:type="dxa" w:w="80"/>
-            </w:tcMar>
-            <w:vAlign w:val="center"/>
-          </w:tcPr>
-          <w:p>
-            <w:pPr>
-              <w:spacing w:after="0"/>
-            </w:pPr>
-            <w:r>
-              <w:rPr>
-                <w:rFonts w:ascii="Arial" w:cs="Arial" w:eastAsia="Arial" w:hAnsi="Arial"/>
-                <w:b w:val="false"/>
-                <w:bCs w:val="false"/>
-                <w:i w:val="false"/>
-                <w:iCs w:val="false"/>
-                <w:sz w:val="16"/>
-                <w:szCs w:val="16"/>
-              </w:rPr>
-              <w:t xml:space="preserve">Base (socle)</w:t>
-            </w:r>
-          </w:p>
-        </w:tc>
-        <w:tc>
-          <w:tcPr>
-            <w:tcW w:type="dxa" w:w="5960"/>
-            <w:tcBorders>
-              <w:top w:val="single" w:color="000000" w:sz="6"/>
-              <w:left w:val="single" w:color="000000" w:sz="6"/>
-              <w:bottom w:val="single" w:color="000000" w:sz="6"/>
-              <w:right w:val="single" w:color="000000" w:sz="6"/>
-            </w:tcBorders>
-            <w:tcMar>
-              <w:top w:type="dxa" w:w="40"/>
-              <w:left w:type="dxa" w:w="80"/>
-              <w:bottom w:type="dxa" w:w="40"/>
-              <w:right w:type="dxa" w:w="80"/>
-            </w:tcMar>
-            <w:vAlign w:val="center"/>
-          </w:tcPr>
-          <w:p>
-            <w:pPr>
-              <w:spacing w:after="0"/>
-            </w:pPr>
-            <w:r>
-              <w:rPr>
-                <w:rFonts w:ascii="Arial" w:cs="Arial" w:eastAsia="Arial" w:hAnsi="Arial"/>
-                <w:b w:val="false"/>
-                <w:bCs w:val="false"/>
-                <w:i w:val="false"/>
-                <w:iCs w:val="false"/>
-                <w:sz w:val="16"/>
-                <w:szCs w:val="16"/>
-              </w:rPr>
-              <w:t xml:space="preserve">............ × ............ mm</w:t>
-            </w:r>
-          </w:p>
-        </w:tc>
-      </w:tr>
-      <w:tr>
-        <w:tc>
-          <w:tcPr>
-            <w:tcW w:type="dxa" w:w="3400"/>
-            <w:tcBorders>
-              <w:top w:val="single" w:color="000000" w:sz="6"/>
-              <w:left w:val="single" w:color="000000" w:sz="6"/>
-              <w:bottom w:val="single" w:color="000000" w:sz="6"/>
-              <w:right w:val="single" w:color="000000" w:sz="6"/>
-            </w:tcBorders>
-            <w:tcMar>
-              <w:top w:type="dxa" w:w="40"/>
-              <w:left w:type="dxa" w:w="80"/>
-              <w:bottom w:type="dxa" w:w="40"/>
-              <w:right w:type="dxa" w:w="80"/>
-            </w:tcMar>
-            <w:vAlign w:val="center"/>
-          </w:tcPr>
-          <w:p>
-            <w:pPr>
-              <w:spacing w:after="0"/>
-            </w:pPr>
-            <w:r>
-              <w:rPr>
-                <w:rFonts w:ascii="Arial" w:cs="Arial" w:eastAsia="Arial" w:hAnsi="Arial"/>
-                <w:b w:val="false"/>
-                <w:bCs w:val="false"/>
-                <w:i w:val="false"/>
-                <w:iCs w:val="false"/>
-                <w:sz w:val="16"/>
-                <w:szCs w:val="16"/>
-              </w:rPr>
-              <w:t xml:space="preserve">Dossier incliné</w:t>
-            </w:r>
-          </w:p>
-        </w:tc>
-        <w:tc>
-          <w:tcPr>
-            <w:tcW w:type="dxa" w:w="5960"/>
-            <w:tcBorders>
-              <w:top w:val="single" w:color="000000" w:sz="6"/>
-              <w:left w:val="single" w:color="000000" w:sz="6"/>
-              <w:bottom w:val="single" w:color="000000" w:sz="6"/>
-              <w:right w:val="single" w:color="000000" w:sz="6"/>
-            </w:tcBorders>
-            <w:tcMar>
-              <w:top w:type="dxa" w:w="40"/>
-              <w:left w:type="dxa" w:w="80"/>
-              <w:bottom w:type="dxa" w:w="40"/>
-              <w:right w:type="dxa" w:w="80"/>
-            </w:tcMar>
-            <w:vAlign w:val="center"/>
-          </w:tcPr>
-          <w:p>
-            <w:pPr>
-              <w:spacing w:after="0"/>
-            </w:pPr>
-            <w:r>
-              <w:rPr>
-                <w:rFonts w:ascii="Arial" w:cs="Arial" w:eastAsia="Arial" w:hAnsi="Arial"/>
-                <w:b w:val="false"/>
-                <w:bCs w:val="false"/>
-                <w:i w:val="false"/>
-                <w:iCs w:val="false"/>
-                <w:sz w:val="16"/>
-                <w:szCs w:val="16"/>
-              </w:rPr>
-              <w:t xml:space="preserve">............ × ............ mm — angle ............°</w:t>
-            </w:r>
-          </w:p>
-        </w:tc>
-      </w:tr>
-      <w:tr>
-        <w:tc>
-          <w:tcPr>
-            <w:tcW w:type="dxa" w:w="3400"/>
-            <w:tcBorders>
-              <w:top w:val="single" w:color="000000" w:sz="6"/>
-              <w:left w:val="single" w:color="000000" w:sz="6"/>
-              <w:bottom w:val="single" w:color="000000" w:sz="6"/>
-              <w:right w:val="single" w:color="000000" w:sz="6"/>
-            </w:tcBorders>
-            <w:tcMar>
-              <w:top w:type="dxa" w:w="40"/>
-              <w:left w:type="dxa" w:w="80"/>
-              <w:bottom w:type="dxa" w:w="40"/>
-              <w:right w:type="dxa" w:w="80"/>
-            </w:tcMar>
-            <w:vAlign w:val="center"/>
-          </w:tcPr>
-          <w:p>
-            <w:pPr>
-              <w:spacing w:after="0"/>
-            </w:pPr>
-            <w:r>
-              <w:rPr>
-                <w:rFonts w:ascii="Arial" w:cs="Arial" w:eastAsia="Arial" w:hAnsi="Arial"/>
-                <w:b w:val="false"/>
-                <w:bCs w:val="false"/>
-                <w:i w:val="false"/>
-                <w:iCs w:val="false"/>
-                <w:sz w:val="16"/>
-                <w:szCs w:val="16"/>
-              </w:rPr>
-              <w:t xml:space="preserve">Butée</w:t>
-            </w:r>
-          </w:p>
-        </w:tc>
-        <w:tc>
-          <w:tcPr>
-            <w:tcW w:type="dxa" w:w="5960"/>
-            <w:tcBorders>
-              <w:top w:val="single" w:color="000000" w:sz="6"/>
-              <w:left w:val="single" w:color="000000" w:sz="6"/>
-              <w:bottom w:val="single" w:color="000000" w:sz="6"/>
-              <w:right w:val="single" w:color="000000" w:sz="6"/>
-            </w:tcBorders>
-            <w:tcMar>
-              <w:top w:type="dxa" w:w="40"/>
-              <w:left w:type="dxa" w:w="80"/>
-              <w:bottom w:type="dxa" w:w="40"/>
-              <w:right w:type="dxa" w:w="80"/>
-            </w:tcMar>
-            <w:vAlign w:val="center"/>
-          </w:tcPr>
-          <w:p>
-            <w:pPr>
-              <w:spacing w:after="0"/>
-            </w:pPr>
-            <w:r>
-              <w:rPr>
-                <w:rFonts w:ascii="Arial" w:cs="Arial" w:eastAsia="Arial" w:hAnsi="Arial"/>
-                <w:b w:val="false"/>
-                <w:bCs w:val="false"/>
-                <w:i w:val="false"/>
-                <w:iCs w:val="false"/>
-                <w:sz w:val="16"/>
-                <w:szCs w:val="16"/>
-              </w:rPr>
-              <w:t xml:space="preserve">............ × ............ mm</w:t>
-            </w:r>
-          </w:p>
-        </w:tc>
-      </w:tr>
-    </w:tbl>
-    <w:p>
-      <w:pPr>
-        <w:spacing w:after="50"/>
-      </w:pPr>
-    </w:p>
-    <w:tbl>
-      <w:tblPr>
-        <w:tblW w:type="dxa" w:w="9360"/>
-        <w:tblBorders>
-          <w:top w:val="single" w:color="auto" w:sz="4"/>
-          <w:left w:val="single" w:color="auto" w:sz="4"/>
-          <w:bottom w:val="single" w:color="auto" w:sz="4"/>
-          <w:right w:val="single" w:color="auto" w:sz="4"/>
-          <w:insideH w:val="single" w:color="auto" w:sz="4"/>
-          <w:insideV w:val="single" w:color="auto" w:sz="4"/>
-        </w:tblBorders>
-      </w:tblPr>
-      <w:tblGrid>
-        <w:gridCol w:w="9360"/>
-      </w:tblGrid>
-      <w:tr>
-        <w:tc>
-          <w:tcPr>
-            <w:tcW w:type="dxa" w:w="9360"/>
-            <w:tcBorders>
-              <w:top w:val="single" w:color="000000" w:sz="6"/>
-              <w:left w:val="single" w:color="000000" w:sz="6"/>
-              <w:bottom w:val="single" w:color="000000" w:sz="6"/>
-              <w:right w:val="single" w:color="000000" w:sz="6"/>
-            </w:tcBorders>
-            <w:shd w:fill="F2F2F2" w:val="clear"/>
-            <w:tcMar>
-              <w:top w:type="dxa" w:w="40"/>
-              <w:left w:type="dxa" w:w="80"/>
-              <w:bottom w:type="dxa" w:w="40"/>
-              <w:right w:type="dxa" w:w="80"/>
-            </w:tcMar>
-            <w:vAlign w:val="center"/>
-          </w:tcPr>
-          <w:p>
-            <w:pPr>
-              <w:spacing w:after="0"/>
-            </w:pPr>
-            <w:r>
-              <w:rPr>
-                <w:rFonts w:ascii="Arial" w:cs="Arial" w:eastAsia="Arial" w:hAnsi="Arial"/>
-                <w:b/>
-                <w:bCs/>
-                <w:i w:val="false"/>
-                <w:iCs w:val="false"/>
-                <w:sz w:val="18"/>
-                <w:szCs w:val="18"/>
-              </w:rPr>
-              <w:t xml:space="preserve">PARTIE 2 — Fabrication  (séance en groupe · sécurité cutter : tapis + règle métal + doigts derrière la lame)</w:t>
-            </w:r>
-          </w:p>
-        </w:tc>
-      </w:tr>
-    </w:tbl>
-    <w:p>
-      <w:pPr>
-        <w:spacing w:after="40"/>
-      </w:pPr>
-    </w:p>
-    <w:tbl>
-      <w:tblPr>
-        <w:tblW w:type="dxa" w:w="9360"/>
-        <w:tblBorders>
-          <w:top w:val="single" w:color="auto" w:sz="4"/>
-          <w:left w:val="single" w:color="auto" w:sz="4"/>
-          <w:bottom w:val="single" w:color="auto" w:sz="4"/>
-          <w:right w:val="single" w:color="auto" w:sz="4"/>
-          <w:insideH w:val="single" w:color="auto" w:sz="4"/>
-          <w:insideV w:val="single" w:color="auto" w:sz="4"/>
-        </w:tblBorders>
-      </w:tblPr>
-      <w:tblGrid>
-        <w:gridCol w:w="900"/>
-        <w:gridCol w:w="8460"/>
-      </w:tblGrid>
-      <w:tr>
-        <w:tc>
-          <w:tcPr>
-            <w:tcW w:type="dxa" w:w="900"/>
-            <w:tcBorders>
-              <w:top w:val="single" w:color="000000" w:sz="6"/>
-              <w:left w:val="single" w:color="000000" w:sz="6"/>
-              <w:bottom w:val="single" w:color="000000" w:sz="6"/>
-              <w:right w:val="single" w:color="000000" w:sz="6"/>
-            </w:tcBorders>
-            <w:shd w:fill="D9D9D9" w:val="clear"/>
-            <w:tcMar>
-              <w:top w:type="dxa" w:w="40"/>
-              <w:left w:type="dxa" w:w="80"/>
-              <w:bottom w:type="dxa" w:w="40"/>
-              <w:right w:type="dxa" w:w="80"/>
-            </w:tcMar>
-            <w:vAlign w:val="center"/>
-          </w:tcPr>
-          <w:p>
-            <w:pPr>
-              <w:spacing w:after="0"/>
-            </w:pPr>
-            <w:r>
-              <w:rPr>
-                <w:rFonts w:ascii="Arial" w:cs="Arial" w:eastAsia="Arial" w:hAnsi="Arial"/>
-                <w:b/>
-                <w:bCs/>
-                <w:i w:val="false"/>
-                <w:iCs w:val="false"/>
-                <w:sz w:val="16"/>
-                <w:szCs w:val="16"/>
-              </w:rPr>
-              <w:t xml:space="preserve">Fait</w:t>
-            </w:r>
-          </w:p>
-        </w:tc>
-        <w:tc>
-          <w:tcPr>
-            <w:tcW w:type="dxa" w:w="8460"/>
-            <w:tcBorders>
-              <w:top w:val="single" w:color="000000" w:sz="6"/>
-              <w:left w:val="single" w:color="000000" w:sz="6"/>
-              <w:bottom w:val="single" w:color="000000" w:sz="6"/>
-              <w:right w:val="single" w:color="000000" w:sz="6"/>
-            </w:tcBorders>
-            <w:shd w:fill="D9D9D9" w:val="clear"/>
-            <w:tcMar>
-              <w:top w:type="dxa" w:w="40"/>
-              <w:left w:type="dxa" w:w="80"/>
-              <w:bottom w:type="dxa" w:w="40"/>
-              <w:right w:type="dxa" w:w="80"/>
-            </w:tcMar>
-            <w:vAlign w:val="center"/>
-          </w:tcPr>
-          <w:p>
-            <w:pPr>
-              <w:spacing w:after="0"/>
-            </w:pPr>
-            <w:r>
-              <w:rPr>
-                <w:rFonts w:ascii="Arial" w:cs="Arial" w:eastAsia="Arial" w:hAnsi="Arial"/>
-                <w:b/>
-                <w:bCs/>
-                <w:i w:val="false"/>
-                <w:iCs w:val="false"/>
-                <w:sz w:val="16"/>
-                <w:szCs w:val="16"/>
-              </w:rPr>
-              <w:t xml:space="preserve">Étape</w:t>
-            </w:r>
-          </w:p>
-        </w:tc>
-      </w:tr>
-      <w:tr>
-        <w:tc>
-          <w:tcPr>
-            <w:tcW w:type="dxa" w:w="900"/>
-            <w:tcBorders>
-              <w:top w:val="single" w:color="000000" w:sz="6"/>
-              <w:left w:val="single" w:color="000000" w:sz="6"/>
-              <w:bottom w:val="single" w:color="000000" w:sz="6"/>
-              <w:right w:val="single" w:color="000000" w:sz="6"/>
-            </w:tcBorders>
-            <w:tcMar>
-              <w:top w:type="dxa" w:w="40"/>
-              <w:left w:type="dxa" w:w="80"/>
-              <w:bottom w:type="dxa" w:w="40"/>
-              <w:right w:type="dxa" w:w="80"/>
-            </w:tcMar>
-            <w:vAlign w:val="center"/>
-          </w:tcPr>
-          <w:p>
-            <w:pPr>
-              <w:spacing w:after="0"/>
-            </w:pPr>
-            <w:r>
-              <w:rPr>
-                <w:rFonts w:ascii="Arial" w:cs="Arial" w:eastAsia="Arial" w:hAnsi="Arial"/>
-                <w:b w:val="false"/>
-                <w:bCs w:val="false"/>
-                <w:i w:val="false"/>
-                <w:iCs w:val="false"/>
-                <w:sz w:val="16"/>
-                <w:szCs w:val="16"/>
-              </w:rPr>
-              <w:t xml:space="preserve">☐ 1</w:t>
-            </w:r>
-          </w:p>
-        </w:tc>
-        <w:tc>
-          <w:tcPr>
-            <w:tcW w:type="dxa" w:w="8460"/>
-            <w:tcBorders>
-              <w:top w:val="single" w:color="000000" w:sz="6"/>
-              <w:left w:val="single" w:color="000000" w:sz="6"/>
-              <w:bottom w:val="single" w:color="000000" w:sz="6"/>
-              <w:right w:val="single" w:color="000000" w:sz="6"/>
-            </w:tcBorders>
-            <w:tcMar>
-              <w:top w:type="dxa" w:w="40"/>
-              <w:left w:type="dxa" w:w="80"/>
-              <w:bottom w:type="dxa" w:w="40"/>
-              <w:right w:type="dxa" w:w="80"/>
-            </w:tcMar>
-            <w:vAlign w:val="center"/>
-          </w:tcPr>
-          <w:p>
-            <w:pPr>
-              <w:spacing w:after="0"/>
-            </w:pPr>
-            <w:r>
-              <w:rPr>
-                <w:rFonts w:ascii="Arial" w:cs="Arial" w:eastAsia="Arial" w:hAnsi="Arial"/>
-                <w:b w:val="false"/>
-                <w:bCs w:val="false"/>
-                <w:i w:val="false"/>
-                <w:iCs w:val="false"/>
-                <w:sz w:val="16"/>
-                <w:szCs w:val="16"/>
-              </w:rPr>
-              <w:t xml:space="preserve">Trace les 3 pièces sur le carton (règle, équerre, cotes exactes).</w:t>
-            </w:r>
-          </w:p>
-        </w:tc>
-      </w:tr>
-      <w:tr>
-        <w:tc>
-          <w:tcPr>
-            <w:tcW w:type="dxa" w:w="900"/>
-            <w:tcBorders>
-              <w:top w:val="single" w:color="000000" w:sz="6"/>
-              <w:left w:val="single" w:color="000000" w:sz="6"/>
-              <w:bottom w:val="single" w:color="000000" w:sz="6"/>
-              <w:right w:val="single" w:color="000000" w:sz="6"/>
-            </w:tcBorders>
-            <w:tcMar>
-              <w:top w:type="dxa" w:w="40"/>
-              <w:left w:type="dxa" w:w="80"/>
-              <w:bottom w:type="dxa" w:w="40"/>
-              <w:right w:type="dxa" w:w="80"/>
-            </w:tcMar>
-            <w:vAlign w:val="center"/>
-          </w:tcPr>
-          <w:p>
-            <w:pPr>
-              <w:spacing w:after="0"/>
-            </w:pPr>
-            <w:r>
-              <w:rPr>
-                <w:rFonts w:ascii="Arial" w:cs="Arial" w:eastAsia="Arial" w:hAnsi="Arial"/>
-                <w:b w:val="false"/>
-                <w:bCs w:val="false"/>
-                <w:i w:val="false"/>
-                <w:iCs w:val="false"/>
-                <w:sz w:val="16"/>
-                <w:szCs w:val="16"/>
-              </w:rPr>
-              <w:t xml:space="preserve">☐ 2</w:t>
-            </w:r>
-          </w:p>
-        </w:tc>
-        <w:tc>
-          <w:tcPr>
-            <w:tcW w:type="dxa" w:w="8460"/>
-            <w:tcBorders>
-              <w:top w:val="single" w:color="000000" w:sz="6"/>
-              <w:left w:val="single" w:color="000000" w:sz="6"/>
-              <w:bottom w:val="single" w:color="000000" w:sz="6"/>
-              <w:right w:val="single" w:color="000000" w:sz="6"/>
-            </w:tcBorders>
-            <w:tcMar>
-              <w:top w:type="dxa" w:w="40"/>
-              <w:left w:type="dxa" w:w="80"/>
-              <w:bottom w:type="dxa" w:w="40"/>
-              <w:right w:type="dxa" w:w="80"/>
-            </w:tcMar>
-            <w:vAlign w:val="center"/>
-          </w:tcPr>
-          <w:p>
-            <w:pPr>
-              <w:spacing w:after="0"/>
-            </w:pPr>
-            <w:r>
-              <w:rPr>
-                <w:rFonts w:ascii="Arial" w:cs="Arial" w:eastAsia="Arial" w:hAnsi="Arial"/>
-                <w:b w:val="false"/>
-                <w:bCs w:val="false"/>
-                <w:i w:val="false"/>
-                <w:iCs w:val="false"/>
-                <w:sz w:val="16"/>
-                <w:szCs w:val="16"/>
-              </w:rPr>
-              <w:t xml:space="preserve">Découpe au cutter SUR LE TAPIS, règle métallique, par passes légères.</w:t>
-            </w:r>
-          </w:p>
-        </w:tc>
-      </w:tr>
-      <w:tr>
-        <w:tc>
-          <w:tcPr>
-            <w:tcW w:type="dxa" w:w="900"/>
-            <w:tcBorders>
-              <w:top w:val="single" w:color="000000" w:sz="6"/>
-              <w:left w:val="single" w:color="000000" w:sz="6"/>
-              <w:bottom w:val="single" w:color="000000" w:sz="6"/>
-              <w:right w:val="single" w:color="000000" w:sz="6"/>
-            </w:tcBorders>
-            <w:tcMar>
-              <w:top w:type="dxa" w:w="40"/>
-              <w:left w:type="dxa" w:w="80"/>
-              <w:bottom w:type="dxa" w:w="40"/>
-              <w:right w:type="dxa" w:w="80"/>
-            </w:tcMar>
-            <w:vAlign w:val="center"/>
-          </w:tcPr>
-          <w:p>
-            <w:pPr>
-              <w:spacing w:after="0"/>
-            </w:pPr>
-            <w:r>
-              <w:rPr>
-                <w:rFonts w:ascii="Arial" w:cs="Arial" w:eastAsia="Arial" w:hAnsi="Arial"/>
-                <w:b w:val="false"/>
-                <w:bCs w:val="false"/>
-                <w:i w:val="false"/>
-                <w:iCs w:val="false"/>
-                <w:sz w:val="16"/>
-                <w:szCs w:val="16"/>
-              </w:rPr>
-              <w:t xml:space="preserve">☐ 3</w:t>
-            </w:r>
-          </w:p>
-        </w:tc>
-        <w:tc>
-          <w:tcPr>
-            <w:tcW w:type="dxa" w:w="8460"/>
-            <w:tcBorders>
-              <w:top w:val="single" w:color="000000" w:sz="6"/>
-              <w:left w:val="single" w:color="000000" w:sz="6"/>
-              <w:bottom w:val="single" w:color="000000" w:sz="6"/>
-              <w:right w:val="single" w:color="000000" w:sz="6"/>
-            </w:tcBorders>
-            <w:tcMar>
-              <w:top w:type="dxa" w:w="40"/>
-              <w:left w:type="dxa" w:w="80"/>
-              <w:bottom w:type="dxa" w:w="40"/>
-              <w:right w:type="dxa" w:w="80"/>
-            </w:tcMar>
-            <w:vAlign w:val="center"/>
-          </w:tcPr>
-          <w:p>
-            <w:pPr>
-              <w:spacing w:after="0"/>
-            </w:pPr>
-            <w:r>
-              <w:rPr>
-                <w:rFonts w:ascii="Arial" w:cs="Arial" w:eastAsia="Arial" w:hAnsi="Arial"/>
-                <w:b w:val="false"/>
-                <w:bCs w:val="false"/>
-                <w:i w:val="false"/>
-                <w:iCs w:val="false"/>
-                <w:sz w:val="16"/>
-                <w:szCs w:val="16"/>
-              </w:rPr>
-              <w:t xml:space="preserve">Assemble : rainures ou colle. La FICELLE relie le haut du dossier à l'arrière de la base : c'est elle qui BLOQUE l'angle d'inclinaison.</w:t>
-            </w:r>
-          </w:p>
-        </w:tc>
-      </w:tr>
-      <w:tr>
-        <w:tc>
-          <w:tcPr>
-            <w:tcW w:type="dxa" w:w="900"/>
-            <w:tcBorders>
-              <w:top w:val="single" w:color="000000" w:sz="6"/>
-              <w:left w:val="single" w:color="000000" w:sz="6"/>
-              <w:bottom w:val="single" w:color="000000" w:sz="6"/>
-              <w:right w:val="single" w:color="000000" w:sz="6"/>
-            </w:tcBorders>
-            <w:tcMar>
-              <w:top w:type="dxa" w:w="40"/>
-              <w:left w:type="dxa" w:w="80"/>
-              <w:bottom w:type="dxa" w:w="40"/>
-              <w:right w:type="dxa" w:w="80"/>
-            </w:tcMar>
-            <w:vAlign w:val="center"/>
-          </w:tcPr>
-          <w:p>
-            <w:pPr>
-              <w:spacing w:after="0"/>
-            </w:pPr>
-            <w:r>
-              <w:rPr>
-                <w:rFonts w:ascii="Arial" w:cs="Arial" w:eastAsia="Arial" w:hAnsi="Arial"/>
-                <w:b w:val="false"/>
-                <w:bCs w:val="false"/>
-                <w:i w:val="false"/>
-                <w:iCs w:val="false"/>
-                <w:sz w:val="16"/>
-                <w:szCs w:val="16"/>
-              </w:rPr>
-              <w:t xml:space="preserve">☐ 4</w:t>
-            </w:r>
-          </w:p>
-        </w:tc>
-        <w:tc>
-          <w:tcPr>
-            <w:tcW w:type="dxa" w:w="8460"/>
-            <w:tcBorders>
-              <w:top w:val="single" w:color="000000" w:sz="6"/>
-              <w:left w:val="single" w:color="000000" w:sz="6"/>
-              <w:bottom w:val="single" w:color="000000" w:sz="6"/>
-              <w:right w:val="single" w:color="000000" w:sz="6"/>
-            </w:tcBorders>
-            <w:tcMar>
-              <w:top w:type="dxa" w:w="40"/>
-              <w:left w:type="dxa" w:w="80"/>
-              <w:bottom w:type="dxa" w:w="40"/>
-              <w:right w:type="dxa" w:w="80"/>
-            </w:tcMar>
-            <w:vAlign w:val="center"/>
-          </w:tcPr>
-          <w:p>
-            <w:pPr>
-              <w:spacing w:after="0"/>
-            </w:pPr>
-            <w:r>
-              <w:rPr>
-                <w:rFonts w:ascii="Arial" w:cs="Arial" w:eastAsia="Arial" w:hAnsi="Arial"/>
-                <w:b w:val="false"/>
-                <w:bCs w:val="false"/>
-                <w:i w:val="false"/>
-                <w:iCs w:val="false"/>
-                <w:sz w:val="16"/>
-                <w:szCs w:val="16"/>
-              </w:rPr>
-              <w:t xml:space="preserve">Ajuste la longueur de la ficelle jusqu'à obtenir un angle dans la plage 30–60°.</w:t>
-            </w:r>
-          </w:p>
-        </w:tc>
-      </w:tr>
-    </w:tbl>
-    <w:p>
-      <w:pPr>
-        <w:spacing w:after="50"/>
-      </w:pPr>
-    </w:p>
-    <w:tbl>
-      <w:tblPr>
-        <w:tblW w:type="dxa" w:w="9360"/>
-        <w:tblBorders>
-          <w:top w:val="single" w:color="auto" w:sz="4"/>
-          <w:left w:val="single" w:color="auto" w:sz="4"/>
-          <w:bottom w:val="single" w:color="auto" w:sz="4"/>
-          <w:right w:val="single" w:color="auto" w:sz="4"/>
-          <w:insideH w:val="single" w:color="auto" w:sz="4"/>
-          <w:insideV w:val="single" w:color="auto" w:sz="4"/>
-        </w:tblBorders>
-      </w:tblPr>
-      <w:tblGrid>
-        <w:gridCol w:w="9360"/>
-      </w:tblGrid>
-      <w:tr>
-        <w:tc>
-          <w:tcPr>
-            <w:tcW w:type="dxa" w:w="9360"/>
-            <w:tcBorders>
-              <w:top w:val="single" w:color="000000" w:sz="6"/>
-              <w:left w:val="single" w:color="000000" w:sz="6"/>
-              <w:bottom w:val="single" w:color="000000" w:sz="6"/>
-              <w:right w:val="single" w:color="000000" w:sz="6"/>
-            </w:tcBorders>
-            <w:shd w:fill="F2F2F2" w:val="clear"/>
-            <w:tcMar>
-              <w:top w:type="dxa" w:w="40"/>
-              <w:left w:type="dxa" w:w="80"/>
-              <w:bottom w:type="dxa" w:w="40"/>
-              <w:right w:type="dxa" w:w="80"/>
-            </w:tcMar>
-            <w:vAlign w:val="center"/>
-          </w:tcPr>
-          <w:p>
-            <w:pPr>
-              <w:spacing w:after="0"/>
-            </w:pPr>
-            <w:r>
-              <w:rPr>
-                <w:rFonts w:ascii="Arial" w:cs="Arial" w:eastAsia="Arial" w:hAnsi="Arial"/>
-                <w:b/>
-                <w:bCs/>
-                <w:i w:val="false"/>
-                <w:iCs w:val="false"/>
-                <w:sz w:val="18"/>
-                <w:szCs w:val="18"/>
-              </w:rPr>
-              <w:t xml:space="preserve">PARTIE 3 — Le protocole de test (comme au labo)</w:t>
-            </w:r>
-          </w:p>
-        </w:tc>
-      </w:tr>
-    </w:tbl>
-    <w:p>
-      <w:pPr>
-        <w:spacing w:after="40"/>
+        <w:spacing w:after="64"/>
       </w:pPr>
     </w:p>
     <w:tbl>
@@ -1521,8 +1521,8 @@
                 <w:bCs/>
                 <w:i w:val="false"/>
                 <w:iCs w:val="false"/>
-                <w:sz w:val="16"/>
-                <w:szCs w:val="16"/>
+                <w:sz w:val="24"/>
+                <w:szCs w:val="24"/>
               </w:rPr>
               <w:t xml:space="preserve">Test</w:t>
             </w:r>
@@ -1557,8 +1557,8 @@
                 <w:bCs/>
                 <w:i w:val="false"/>
                 <w:iCs w:val="false"/>
-                <w:sz w:val="16"/>
-                <w:szCs w:val="16"/>
+                <w:sz w:val="24"/>
+                <w:szCs w:val="24"/>
               </w:rPr>
               <w:t xml:space="preserve">Protocole précis</w:t>
             </w:r>
@@ -1593,8 +1593,8 @@
                 <w:bCs/>
                 <w:i w:val="false"/>
                 <w:iCs w:val="false"/>
-                <w:sz w:val="16"/>
-                <w:szCs w:val="16"/>
+                <w:sz w:val="24"/>
+                <w:szCs w:val="24"/>
               </w:rPr>
               <w:t xml:space="preserve">Résultat</w:t>
             </w:r>
@@ -1629,8 +1629,8 @@
                 <w:bCs/>
                 <w:i w:val="false"/>
                 <w:iCs w:val="false"/>
-                <w:sz w:val="16"/>
-                <w:szCs w:val="16"/>
+                <w:sz w:val="24"/>
+                <w:szCs w:val="24"/>
               </w:rPr>
               <w:t xml:space="preserve">Conforme ?</w:t>
             </w:r>
@@ -1666,8 +1666,8 @@
                 <w:bCs w:val="false"/>
                 <w:i w:val="false"/>
                 <w:iCs w:val="false"/>
-                <w:sz w:val="16"/>
-                <w:szCs w:val="16"/>
+                <w:sz w:val="24"/>
+                <w:szCs w:val="24"/>
               </w:rPr>
               <w:t xml:space="preserve">Stabilité</w:t>
             </w:r>
@@ -1701,8 +1701,8 @@
                 <w:bCs w:val="false"/>
                 <w:i w:val="false"/>
                 <w:iCs w:val="false"/>
-                <w:sz w:val="16"/>
-                <w:szCs w:val="16"/>
+                <w:sz w:val="24"/>
+                <w:szCs w:val="24"/>
               </w:rPr>
               <w:t xml:space="preserve">3 poussées latérales légères, support posé sur la table</w:t>
             </w:r>
@@ -1736,8 +1736,8 @@
                 <w:bCs w:val="false"/>
                 <w:i w:val="false"/>
                 <w:iCs w:val="false"/>
-                <w:sz w:val="16"/>
-                <w:szCs w:val="16"/>
+                <w:sz w:val="24"/>
+                <w:szCs w:val="24"/>
               </w:rPr>
               <w:t xml:space="preserve">☐ bascule ☐ tient</w:t>
             </w:r>
@@ -1771,8 +1771,8 @@
                 <w:bCs w:val="false"/>
                 <w:i w:val="false"/>
                 <w:iCs w:val="false"/>
-                <w:sz w:val="16"/>
-                <w:szCs w:val="16"/>
+                <w:sz w:val="24"/>
+                <w:szCs w:val="24"/>
               </w:rPr>
               <w:t xml:space="preserve">☐</w:t>
             </w:r>
@@ -1808,8 +1808,8 @@
                 <w:bCs w:val="false"/>
                 <w:i w:val="false"/>
                 <w:iCs w:val="false"/>
-                <w:sz w:val="16"/>
-                <w:szCs w:val="16"/>
+                <w:sz w:val="24"/>
+                <w:szCs w:val="24"/>
               </w:rPr>
               <w:t xml:space="preserve">Angle</w:t>
             </w:r>
@@ -1843,8 +1843,8 @@
                 <w:bCs w:val="false"/>
                 <w:i w:val="false"/>
                 <w:iCs w:val="false"/>
-                <w:sz w:val="16"/>
-                <w:szCs w:val="16"/>
+                <w:sz w:val="24"/>
+                <w:szCs w:val="24"/>
               </w:rPr>
               <w:t xml:space="preserve">mesure au rapporteur</w:t>
             </w:r>
@@ -1878,10 +1878,10 @@
                 <w:bCs w:val="false"/>
                 <w:i w:val="false"/>
                 <w:iCs w:val="false"/>
-                <w:sz w:val="16"/>
-                <w:szCs w:val="16"/>
-              </w:rPr>
-              <w:t xml:space="preserve">............°</w:t>
+                <w:sz w:val="24"/>
+                <w:szCs w:val="24"/>
+              </w:rPr>
+              <w:t xml:space="preserve">......°</w:t>
             </w:r>
           </w:p>
         </w:tc>
@@ -1913,8 +1913,8 @@
                 <w:bCs w:val="false"/>
                 <w:i w:val="false"/>
                 <w:iCs w:val="false"/>
-                <w:sz w:val="16"/>
-                <w:szCs w:val="16"/>
+                <w:sz w:val="24"/>
+                <w:szCs w:val="24"/>
               </w:rPr>
               <w:t xml:space="preserve">☐</w:t>
             </w:r>
@@ -1950,8 +1950,8 @@
                 <w:bCs w:val="false"/>
                 <w:i w:val="false"/>
                 <w:iCs w:val="false"/>
-                <w:sz w:val="16"/>
-                <w:szCs w:val="16"/>
+                <w:sz w:val="24"/>
+                <w:szCs w:val="24"/>
               </w:rPr>
               <w:t xml:space="preserve">Charge</w:t>
             </w:r>
@@ -1985,8 +1985,8 @@
                 <w:bCs w:val="false"/>
                 <w:i w:val="false"/>
                 <w:iCs w:val="false"/>
-                <w:sz w:val="16"/>
-                <w:szCs w:val="16"/>
+                <w:sz w:val="24"/>
+                <w:szCs w:val="24"/>
               </w:rPr>
               <w:t xml:space="preserve">objet de 250 g posé 1 min (fourni par le prof)</w:t>
             </w:r>
@@ -2020,8 +2020,8 @@
                 <w:bCs w:val="false"/>
                 <w:i w:val="false"/>
                 <w:iCs w:val="false"/>
-                <w:sz w:val="16"/>
-                <w:szCs w:val="16"/>
+                <w:sz w:val="24"/>
+                <w:szCs w:val="24"/>
               </w:rPr>
               <w:t xml:space="preserve">☐ tient ☐ s'affaisse</w:t>
             </w:r>
@@ -2055,8 +2055,8 @@
                 <w:bCs w:val="false"/>
                 <w:i w:val="false"/>
                 <w:iCs w:val="false"/>
-                <w:sz w:val="16"/>
-                <w:szCs w:val="16"/>
+                <w:sz w:val="24"/>
+                <w:szCs w:val="24"/>
               </w:rPr>
               <w:t xml:space="preserve">☐</w:t>
             </w:r>
@@ -2066,7 +2066,7 @@
     </w:tbl>
     <w:p>
       <w:pPr>
-        <w:spacing w:after="30" w:before="50"/>
+        <w:spacing w:after="48" w:before="50"/>
       </w:pPr>
       <w:r>
         <w:rPr>
@@ -2075,15 +2075,15 @@
           <w:bCs w:val="false"/>
           <w:i w:val="false"/>
           <w:iCs w:val="false"/>
-          <w:sz w:val="16"/>
-          <w:szCs w:val="16"/>
+          <w:sz w:val="24"/>
+          <w:szCs w:val="24"/>
         </w:rPr>
         <w:t xml:space="preserve">3a. Si un test échoue : qu'est-ce que je modifie en premier (ficelle, butée, largeur de base…) et pourquoi ?</w:t>
       </w:r>
     </w:p>
     <w:p>
       <w:pPr>
-        <w:spacing w:after="80"/>
+        <w:spacing w:after="128"/>
       </w:pPr>
       <w:r>
         <w:rPr>
@@ -2092,15 +2092,15 @@
           <w:bCs w:val="false"/>
           <w:i w:val="false"/>
           <w:iCs w:val="false"/>
-          <w:sz w:val="16"/>
-          <w:szCs w:val="16"/>
+          <w:sz w:val="24"/>
+          <w:szCs w:val="24"/>
         </w:rPr>
-        <w:t xml:space="preserve">........................................................................................................................</w:t>
+        <w:t xml:space="preserve">..............................................................................</w:t>
       </w:r>
     </w:p>
     <w:p>
       <w:pPr>
-        <w:spacing w:after="80"/>
+        <w:spacing w:after="128"/>
       </w:pPr>
       <w:r>
         <w:rPr>
@@ -2109,10 +2109,10 @@
           <w:bCs w:val="false"/>
           <w:i w:val="false"/>
           <w:iCs w:val="false"/>
-          <w:sz w:val="16"/>
-          <w:szCs w:val="16"/>
+          <w:sz w:val="24"/>
+          <w:szCs w:val="24"/>
         </w:rPr>
-        <w:t xml:space="preserve">........................................................................................................................</w:t>
+        <w:t xml:space="preserve">..............................................................................</w:t>
       </w:r>
     </w:p>
     <w:tbl>
@@ -2151,7 +2151,7 @@
           </w:tcPr>
           <w:p>
             <w:pPr>
-              <w:spacing w:after="60"/>
+              <w:spacing w:after="96"/>
             </w:pPr>
             <w:r>
               <w:rPr>
@@ -2160,61 +2160,61 @@
                 <w:bCs/>
                 <w:i w:val="false"/>
                 <w:iCs w:val="false"/>
-                <w:sz w:val="18"/>
-                <w:szCs w:val="18"/>
+                <w:sz w:val="26"/>
+                <w:szCs w:val="26"/>
               </w:rPr>
               <w:t xml:space="preserve">BILAN — ce que je retiens</w:t>
             </w:r>
           </w:p>
           <w:p>
             <w:pPr>
-              <w:spacing w:after="60"/>
-            </w:pPr>
-            <w:r>
-              <w:rPr>
-                <w:rFonts w:ascii="Arial" w:cs="Arial" w:eastAsia="Arial" w:hAnsi="Arial"/>
-                <w:b w:val="false"/>
-                <w:bCs w:val="false"/>
-                <w:i w:val="false"/>
-                <w:iCs w:val="false"/>
-                <w:sz w:val="16"/>
-                <w:szCs w:val="16"/>
-              </w:rPr>
-              <w:t xml:space="preserve">• Un ...................................... permet de tester vite et à faible coût avant la vraie fabrication.</w:t>
-            </w:r>
-          </w:p>
-          <w:p>
-            <w:pPr>
-              <w:spacing w:after="60"/>
-            </w:pPr>
-            <w:r>
-              <w:rPr>
-                <w:rFonts w:ascii="Arial" w:cs="Arial" w:eastAsia="Arial" w:hAnsi="Arial"/>
-                <w:b w:val="false"/>
-                <w:bCs w:val="false"/>
-                <w:i w:val="false"/>
-                <w:iCs w:val="false"/>
-                <w:sz w:val="16"/>
-                <w:szCs w:val="16"/>
-              </w:rPr>
-              <w:t xml:space="preserve">• La ficelle joue le rôle de ...................................... : elle bloque l'angle du dossier.</w:t>
-            </w:r>
-          </w:p>
-          <w:p>
-            <w:pPr>
-              <w:spacing w:after="60"/>
-            </w:pPr>
-            <w:r>
-              <w:rPr>
-                <w:rFonts w:ascii="Arial" w:cs="Arial" w:eastAsia="Arial" w:hAnsi="Arial"/>
-                <w:b w:val="false"/>
-                <w:bCs w:val="false"/>
-                <w:i w:val="false"/>
-                <w:iCs w:val="false"/>
-                <w:sz w:val="16"/>
-                <w:szCs w:val="16"/>
-              </w:rPr>
-              <w:t xml:space="preserve">• Un test n'a de valeur que si son ...................................... est précis et reproductible.</w:t>
+              <w:spacing w:after="96"/>
+            </w:pPr>
+            <w:r>
+              <w:rPr>
+                <w:rFonts w:ascii="Arial" w:cs="Arial" w:eastAsia="Arial" w:hAnsi="Arial"/>
+                <w:b w:val="false"/>
+                <w:bCs w:val="false"/>
+                <w:i w:val="false"/>
+                <w:iCs w:val="false"/>
+                <w:sz w:val="24"/>
+                <w:szCs w:val="24"/>
+              </w:rPr>
+              <w:t xml:space="preserve">• Un .................... permet de tester vite et à faible coût avant la vraie fabrication.</w:t>
+            </w:r>
+          </w:p>
+          <w:p>
+            <w:pPr>
+              <w:spacing w:after="96"/>
+            </w:pPr>
+            <w:r>
+              <w:rPr>
+                <w:rFonts w:ascii="Arial" w:cs="Arial" w:eastAsia="Arial" w:hAnsi="Arial"/>
+                <w:b w:val="false"/>
+                <w:bCs w:val="false"/>
+                <w:i w:val="false"/>
+                <w:iCs w:val="false"/>
+                <w:sz w:val="24"/>
+                <w:szCs w:val="24"/>
+              </w:rPr>
+              <w:t xml:space="preserve">• La ficelle joue le rôle de .................... : elle bloque l'angle du dossier.</w:t>
+            </w:r>
+          </w:p>
+          <w:p>
+            <w:pPr>
+              <w:spacing w:after="96"/>
+            </w:pPr>
+            <w:r>
+              <w:rPr>
+                <w:rFonts w:ascii="Arial" w:cs="Arial" w:eastAsia="Arial" w:hAnsi="Arial"/>
+                <w:b w:val="false"/>
+                <w:bCs w:val="false"/>
+                <w:i w:val="false"/>
+                <w:iCs w:val="false"/>
+                <w:sz w:val="24"/>
+                <w:szCs w:val="24"/>
+              </w:rPr>
+              <w:t xml:space="preserve">• Un test n'a de valeur que si son .................... est précis et reproductible.</w:t>
             </w:r>
           </w:p>
         </w:tc>
@@ -2232,8 +2232,8 @@
           <w:bCs w:val="false"/>
           <w:i/>
           <w:iCs/>
-          <w:sz w:val="16"/>
-          <w:szCs w:val="16"/>
+          <w:sz w:val="24"/>
+          <w:szCs w:val="24"/>
         </w:rPr>
         <w:t xml:space="preserve">« Échouer sur un prototype, c'est réussir moins cher. »</w:t>
       </w:r>
@@ -2427,8 +2427,8 @@
     <w:rPrDefault>
       <w:rPr>
         <w:rFonts w:ascii="Arial" w:cs="Arial" w:eastAsia="Arial" w:hAnsi="Arial"/>
-        <w:sz w:val="16"/>
-        <w:szCs w:val="16"/>
+        <w:sz w:val="24"/>
+        <w:szCs w:val="24"/>
       </w:rPr>
     </w:rPrDefault>
     <w:pPrDefault/>

--- a/public/2026/seq05/FICHE_S5-A05_Prototype_4eme.docx
+++ b/public/2026/seq05/FICHE_S5-A05_Prototype_4eme.docx
@@ -21,6 +21,9 @@
         <w:gridCol w:w="1200"/>
       </w:tblGrid>
       <w:tr>
+        <w:trPr>
+          <w:cantSplit/>
+        </w:trPr>
         <w:tc>
           <w:tcPr>
             <w:tcW w:type="dxa" w:w="1266"/>
@@ -210,6 +213,32 @@
               <w:t xml:space="preserve">ACTIVITÉ N°05</w:t>
             </w:r>
           </w:p>
+          <w:p>
+            <w:pPr>
+              <w:spacing w:after="0"/>
+            </w:pPr>
+            <w:r>
+              <w:rPr>
+                <w:rFonts w:ascii="Arial" w:cs="Arial" w:eastAsia="Arial" w:hAnsi="Arial"/>
+                <w:sz w:val="14"/>
+                <w:szCs w:val="14"/>
+              </w:rPr>
+              <w:t xml:space="preserve">NOM : ..............................</w:t>
+            </w:r>
+          </w:p>
+          <w:p>
+            <w:pPr>
+              <w:spacing w:after="0"/>
+            </w:pPr>
+            <w:r>
+              <w:rPr>
+                <w:rFonts w:ascii="Arial" w:cs="Arial" w:eastAsia="Arial" w:hAnsi="Arial"/>
+                <w:sz w:val="14"/>
+                <w:szCs w:val="14"/>
+              </w:rPr>
+              <w:t xml:space="preserve">PRÉNOM : .........................</w:t>
+            </w:r>
+          </w:p>
         </w:tc>
         <w:tc>
           <w:tcPr>
@@ -295,149 +324,48 @@
         </w:tblBorders>
       </w:tblPr>
       <w:tblGrid>
-        <w:gridCol w:w="2340"/>
-        <w:gridCol w:w="2340"/>
-        <w:gridCol w:w="2340"/>
-        <w:gridCol w:w="2340"/>
+        <w:gridCol w:w="9360"/>
       </w:tblGrid>
       <w:tr>
-        <w:tc>
-          <w:tcPr>
-            <w:tcW w:type="dxa" w:w="2340"/>
-            <w:tcBorders>
-              <w:top w:val="single" w:color="000000" w:sz="6"/>
-              <w:left w:val="single" w:color="000000" w:sz="6"/>
-              <w:bottom w:val="single" w:color="000000" w:sz="6"/>
-              <w:right w:val="single" w:color="000000" w:sz="6"/>
-            </w:tcBorders>
-            <w:tcMar>
-              <w:top w:type="dxa" w:w="40"/>
-              <w:left w:type="dxa" w:w="80"/>
-              <w:bottom w:type="dxa" w:w="40"/>
-              <w:right w:type="dxa" w:w="80"/>
-            </w:tcMar>
-            <w:vAlign w:val="center"/>
-          </w:tcPr>
-          <w:p>
-            <w:pPr>
-              <w:spacing w:after="0"/>
-            </w:pPr>
-            <w:r>
-              <w:rPr>
-                <w:rFonts w:ascii="Arial" w:cs="Arial" w:eastAsia="Arial" w:hAnsi="Arial"/>
-                <w:b w:val="false"/>
-                <w:bCs w:val="false"/>
-                <w:i w:val="false"/>
-                <w:iCs w:val="false"/>
-                <w:sz w:val="24"/>
-                <w:szCs w:val="24"/>
-              </w:rPr>
-              <w:t xml:space="preserve">NOM : </w:t>
-            </w:r>
-          </w:p>
-        </w:tc>
-        <w:tc>
-          <w:tcPr>
-            <w:tcW w:type="dxa" w:w="2340"/>
-            <w:tcBorders>
-              <w:top w:val="single" w:color="000000" w:sz="6"/>
-              <w:left w:val="single" w:color="000000" w:sz="6"/>
-              <w:bottom w:val="single" w:color="000000" w:sz="6"/>
-              <w:right w:val="single" w:color="000000" w:sz="6"/>
-            </w:tcBorders>
-            <w:tcMar>
-              <w:top w:type="dxa" w:w="40"/>
-              <w:left w:type="dxa" w:w="80"/>
-              <w:bottom w:type="dxa" w:w="40"/>
-              <w:right w:type="dxa" w:w="80"/>
-            </w:tcMar>
-            <w:vAlign w:val="center"/>
-          </w:tcPr>
-          <w:p>
-            <w:pPr>
-              <w:spacing w:after="0"/>
-            </w:pPr>
-            <w:r>
-              <w:rPr>
-                <w:rFonts w:ascii="Arial" w:cs="Arial" w:eastAsia="Arial" w:hAnsi="Arial"/>
-                <w:b w:val="false"/>
-                <w:bCs w:val="false"/>
-                <w:i w:val="false"/>
-                <w:iCs w:val="false"/>
-                <w:sz w:val="24"/>
-                <w:szCs w:val="24"/>
-              </w:rPr>
-              <w:t xml:space="preserve">PRÉNOM : </w:t>
-            </w:r>
-          </w:p>
-        </w:tc>
-        <w:tc>
-          <w:tcPr>
-            <w:tcW w:type="dxa" w:w="2340"/>
-            <w:tcBorders>
-              <w:top w:val="single" w:color="000000" w:sz="6"/>
-              <w:left w:val="single" w:color="000000" w:sz="6"/>
-              <w:bottom w:val="single" w:color="000000" w:sz="6"/>
-              <w:right w:val="single" w:color="000000" w:sz="6"/>
-            </w:tcBorders>
-            <w:tcMar>
-              <w:top w:type="dxa" w:w="40"/>
-              <w:left w:type="dxa" w:w="80"/>
-              <w:bottom w:type="dxa" w:w="40"/>
-              <w:right w:type="dxa" w:w="80"/>
-            </w:tcMar>
-            <w:vAlign w:val="center"/>
-          </w:tcPr>
-          <w:p>
-            <w:pPr>
-              <w:spacing w:after="0"/>
-            </w:pPr>
-            <w:r>
-              <w:rPr>
-                <w:rFonts w:ascii="Arial" w:cs="Arial" w:eastAsia="Arial" w:hAnsi="Arial"/>
-                <w:b w:val="false"/>
-                <w:bCs w:val="false"/>
-                <w:i w:val="false"/>
-                <w:iCs w:val="false"/>
-                <w:sz w:val="24"/>
-                <w:szCs w:val="24"/>
-              </w:rPr>
-              <w:t xml:space="preserve">CLASSE : </w:t>
-            </w:r>
-          </w:p>
-        </w:tc>
-        <w:tc>
-          <w:tcPr>
-            <w:tcW w:type="dxa" w:w="2340"/>
-            <w:tcBorders>
-              <w:top w:val="single" w:color="000000" w:sz="6"/>
-              <w:left w:val="single" w:color="000000" w:sz="6"/>
-              <w:bottom w:val="single" w:color="000000" w:sz="6"/>
-              <w:right w:val="single" w:color="000000" w:sz="6"/>
-            </w:tcBorders>
-            <w:tcMar>
-              <w:top w:type="dxa" w:w="40"/>
-              <w:left w:type="dxa" w:w="80"/>
-              <w:bottom w:type="dxa" w:w="40"/>
-              <w:right w:type="dxa" w:w="80"/>
-            </w:tcMar>
-            <w:vAlign w:val="center"/>
-          </w:tcPr>
-          <w:p>
-            <w:pPr>
-              <w:spacing w:after="0"/>
-            </w:pPr>
-            <w:r>
-              <w:rPr>
-                <w:rFonts w:ascii="Arial" w:cs="Arial" w:eastAsia="Arial" w:hAnsi="Arial"/>
-                <w:b w:val="false"/>
-                <w:bCs w:val="false"/>
-                <w:i w:val="false"/>
-                <w:iCs w:val="false"/>
-                <w:sz w:val="24"/>
-                <w:szCs w:val="24"/>
-              </w:rPr>
-              <w:t xml:space="preserve">MAISON : </w:t>
+        <w:trPr>
+          <w:cantSplit/>
+        </w:trPr>
+        <w:tc>
+          <w:tcPr>
+            <w:tcW w:type="dxa" w:w="9360"/>
+            <w:tcBorders>
+              <w:top w:val="single" w:color="000000" w:sz="6"/>
+              <w:left w:val="single" w:color="000000" w:sz="6"/>
+              <w:bottom w:val="single" w:color="000000" w:sz="6"/>
+              <w:right w:val="single" w:color="000000" w:sz="6"/>
+            </w:tcBorders>
+            <w:shd w:fill="D9D9D9" w:val="clear"/>
+            <w:tcMar>
+              <w:top w:type="dxa" w:w="40"/>
+              <w:left w:type="dxa" w:w="80"/>
+              <w:bottom w:type="dxa" w:w="40"/>
+              <w:right w:type="dxa" w:w="80"/>
+            </w:tcMar>
+            <w:vAlign w:val="center"/>
+          </w:tcPr>
+          <w:p>
+            <w:pPr>
+              <w:keepNext/>
+              <w:keepLines/>
+              <w:spacing w:after="0"/>
+              <w:jc w:val="center"/>
+            </w:pPr>
+            <w:r>
+              <w:rPr>
+                <w:rFonts w:ascii="Arial" w:cs="Arial" w:eastAsia="Arial" w:hAnsi="Arial"/>
+                <w:b/>
+                <w:bCs/>
+                <w:i w:val="false"/>
+                <w:iCs w:val="false"/>
+                <w:sz w:val="32"/>
+                <w:szCs w:val="32"/>
+              </w:rPr>
+              <w:t xml:space="preserve">PROTOTYPE CARTON : JE TESTE MA SOLUTION</w:t>
             </w:r>
           </w:p>
         </w:tc>
@@ -445,6 +373,8 @@
     </w:tbl>
     <w:p>
       <w:pPr>
+        <w:keepNext/>
+        <w:keepLines/>
         <w:spacing w:after="128"/>
       </w:pPr>
     </w:p>
@@ -464,6 +394,9 @@
         <w:gridCol w:w="9360"/>
       </w:tblGrid>
       <w:tr>
+        <w:trPr>
+          <w:cantSplit/>
+        </w:trPr>
         <w:tc>
           <w:tcPr>
             <w:tcW w:type="dxa" w:w="9360"/>
@@ -473,31 +406,50 @@
               <w:bottom w:val="single" w:color="000000" w:sz="6"/>
               <w:right w:val="single" w:color="000000" w:sz="6"/>
             </w:tcBorders>
-            <w:shd w:fill="D9D9D9" w:val="clear"/>
-            <w:tcMar>
-              <w:top w:type="dxa" w:w="40"/>
-              <w:left w:type="dxa" w:w="80"/>
-              <w:bottom w:type="dxa" w:w="40"/>
-              <w:right w:type="dxa" w:w="80"/>
-            </w:tcMar>
-            <w:vAlign w:val="center"/>
-          </w:tcPr>
-          <w:p>
-            <w:pPr>
-              <w:spacing w:after="0"/>
-              <w:jc w:val="center"/>
+            <w:tcMar>
+              <w:top w:type="dxa" w:w="100"/>
+              <w:left w:type="dxa" w:w="120"/>
+              <w:bottom w:type="dxa" w:w="100"/>
+              <w:right w:type="dxa" w:w="120"/>
+            </w:tcMar>
+            <w:vAlign w:val="center"/>
+          </w:tcPr>
+          <w:p>
+            <w:pPr>
+              <w:keepNext/>
+              <w:keepLines/>
+              <w:spacing w:after="96"/>
+            </w:pPr>
+            <w:r>
+              <w:rPr>
+                <w:rFonts w:ascii="Arial" w:cs="Arial" w:eastAsia="Arial" w:hAnsi="Arial"/>
+                <w:b w:val="false"/>
+                <w:bCs w:val="false"/>
+                <w:i w:val="false"/>
+                <w:iCs w:val="false"/>
+                <w:sz w:val="24"/>
+                <w:szCs w:val="24"/>
+              </w:rPr>
+              <w:t xml:space="preserve">Avant de lancer la « vraie » fabrication, tout industriel construit un PROTOTYPE rapide et pas cher. Le tien : carton, ficelle, colle — et un protocole de test digne d'un laboratoire.</w:t>
+            </w:r>
+          </w:p>
+          <w:p>
+            <w:pPr>
+              <w:keepNext/>
+              <w:keepLines/>
+              <w:spacing w:after="0"/>
             </w:pPr>
             <w:r>
               <w:rPr>
                 <w:rFonts w:ascii="Arial" w:cs="Arial" w:eastAsia="Arial" w:hAnsi="Arial"/>
                 <w:b/>
                 <w:bCs/>
-                <w:i w:val="false"/>
-                <w:iCs w:val="false"/>
-                <w:sz w:val="32"/>
-                <w:szCs w:val="32"/>
-              </w:rPr>
-              <w:t xml:space="preserve">PROTOTYPE CARTON : JE TESTE MA SOLUTION</w:t>
+                <w:i/>
+                <w:iCs/>
+                <w:sz w:val="24"/>
+                <w:szCs w:val="24"/>
+              </w:rPr>
+              <w:t xml:space="preserve">❓ Comment fabriquer un prototype et PROUVER qu'il respecte le CDC ?</w:t>
             </w:r>
           </w:p>
         </w:tc>
@@ -505,145 +457,35 @@
     </w:tbl>
     <w:p>
       <w:pPr>
-        <w:spacing w:after="128"/>
+        <w:keepNext/>
+        <w:keepLines/>
+        <w:pBdr>
+          <w:top w:val="single" w:color="000000" w:sz="6" w:space="4"/>
+          <w:left w:val="single" w:color="000000" w:sz="6" w:space="4"/>
+          <w:bottom w:val="single" w:color="000000" w:sz="6" w:space="4"/>
+          <w:right w:val="single" w:color="000000" w:sz="6" w:space="4"/>
+        </w:pBdr>
+        <w:shd w:val="clear" w:color="auto" w:fill="D9D9D9"/>
+        <w:spacing w:before="150" w:after="130"/>
+        <w:ind w:left="0" w:right="1106"/>
       </w:pPr>
-    </w:p>
-    <w:tbl>
-      <w:tblPr>
-        <w:tblW w:type="dxa" w:w="9360"/>
-        <w:tblBorders>
-          <w:top w:val="single" w:color="auto" w:sz="4"/>
-          <w:left w:val="single" w:color="auto" w:sz="4"/>
-          <w:bottom w:val="single" w:color="auto" w:sz="4"/>
-          <w:right w:val="single" w:color="auto" w:sz="4"/>
-          <w:insideH w:val="single" w:color="auto" w:sz="4"/>
-          <w:insideV w:val="single" w:color="auto" w:sz="4"/>
-        </w:tblBorders>
-      </w:tblPr>
-      <w:tblGrid>
-        <w:gridCol w:w="9360"/>
-      </w:tblGrid>
-      <w:tr>
-        <w:tc>
-          <w:tcPr>
-            <w:tcW w:type="dxa" w:w="9360"/>
-            <w:tcBorders>
-              <w:top w:val="single" w:color="000000" w:sz="6"/>
-              <w:left w:val="single" w:color="000000" w:sz="6"/>
-              <w:bottom w:val="single" w:color="000000" w:sz="6"/>
-              <w:right w:val="single" w:color="000000" w:sz="6"/>
-            </w:tcBorders>
-            <w:tcMar>
-              <w:top w:type="dxa" w:w="100"/>
-              <w:left w:type="dxa" w:w="120"/>
-              <w:bottom w:type="dxa" w:w="100"/>
-              <w:right w:type="dxa" w:w="120"/>
-            </w:tcMar>
-            <w:vAlign w:val="center"/>
-          </w:tcPr>
-          <w:p>
-            <w:pPr>
-              <w:spacing w:after="96"/>
-            </w:pPr>
-            <w:r>
-              <w:rPr>
-                <w:rFonts w:ascii="Arial" w:cs="Arial" w:eastAsia="Arial" w:hAnsi="Arial"/>
-                <w:b w:val="false"/>
-                <w:bCs w:val="false"/>
-                <w:i w:val="false"/>
-                <w:iCs w:val="false"/>
-                <w:sz w:val="24"/>
-                <w:szCs w:val="24"/>
-              </w:rPr>
-              <w:t xml:space="preserve">Avant de lancer la « vraie » fabrication, tout industriel construit un PROTOTYPE rapide et pas cher. Le tien : carton, ficelle, colle — et un protocole de test digne d'un laboratoire.</w:t>
-            </w:r>
-          </w:p>
-          <w:p>
-            <w:pPr>
-              <w:spacing w:after="0"/>
-            </w:pPr>
-            <w:r>
-              <w:rPr>
-                <w:rFonts w:ascii="Arial" w:cs="Arial" w:eastAsia="Arial" w:hAnsi="Arial"/>
-                <w:b/>
-                <w:bCs/>
-                <w:i/>
-                <w:iCs/>
-                <w:sz w:val="24"/>
-                <w:szCs w:val="24"/>
-              </w:rPr>
-              <w:t xml:space="preserve">❓ Comment fabriquer un prototype et PROUVER qu'il respecte le CDC ?</w:t>
-            </w:r>
-          </w:p>
-        </w:tc>
-      </w:tr>
-    </w:tbl>
-    <w:p>
-      <w:pPr>
-        <w:spacing w:after="128"/>
-      </w:pPr>
-    </w:p>
-    <w:tbl>
-      <w:tblPr>
-        <w:tblW w:type="dxa" w:w="9360"/>
-        <w:tblBorders>
-          <w:top w:val="single" w:color="auto" w:sz="4"/>
-          <w:left w:val="single" w:color="auto" w:sz="4"/>
-          <w:bottom w:val="single" w:color="auto" w:sz="4"/>
-          <w:right w:val="single" w:color="auto" w:sz="4"/>
-          <w:insideH w:val="single" w:color="auto" w:sz="4"/>
-          <w:insideV w:val="single" w:color="auto" w:sz="4"/>
-        </w:tblBorders>
-      </w:tblPr>
-      <w:tblGrid>
-        <w:gridCol w:w="9360"/>
-      </w:tblGrid>
-      <w:tr>
-        <w:tc>
-          <w:tcPr>
-            <w:tcW w:type="dxa" w:w="9360"/>
-            <w:tcBorders>
-              <w:top w:val="single" w:color="000000" w:sz="6"/>
-              <w:left w:val="single" w:color="000000" w:sz="6"/>
-              <w:bottom w:val="single" w:color="000000" w:sz="6"/>
-              <w:right w:val="single" w:color="000000" w:sz="6"/>
-            </w:tcBorders>
-            <w:shd w:fill="F2F2F2" w:val="clear"/>
-            <w:tcMar>
-              <w:top w:type="dxa" w:w="40"/>
-              <w:left w:type="dxa" w:w="80"/>
-              <w:bottom w:type="dxa" w:w="40"/>
-              <w:right w:type="dxa" w:w="80"/>
-            </w:tcMar>
-            <w:vAlign w:val="center"/>
-          </w:tcPr>
-          <w:p>
-            <w:pPr>
-              <w:spacing w:after="0"/>
-            </w:pPr>
-            <w:r>
-              <w:rPr>
-                <w:rFonts w:ascii="Arial" w:cs="Arial" w:eastAsia="Arial" w:hAnsi="Arial"/>
-                <w:b/>
-                <w:bCs/>
-                <w:i w:val="false"/>
-                <w:iCs w:val="false"/>
-                <w:sz w:val="26"/>
-                <w:szCs w:val="26"/>
-              </w:rPr>
-              <w:t xml:space="preserve">PARTIE 1 — Du modèle au patron (échelle 1:1)</w:t>
-            </w:r>
-          </w:p>
-        </w:tc>
-      </w:tr>
-    </w:tbl>
-    <w:p>
-      <w:pPr>
-        <w:spacing w:after="64"/>
-      </w:pPr>
+      <w:r>
+        <w:rPr>
+          <w:rFonts w:ascii="Arial" w:cs="Arial" w:eastAsia="Arial" w:hAnsi="Arial"/>
+          <w:b/>
+          <w:bCs/>
+          <w:i w:val="false"/>
+          <w:iCs w:val="false"/>
+          <w:sz w:val="26"/>
+          <w:szCs w:val="26"/>
+        </w:rPr>
+        <w:t xml:space="preserve">PARTIE 1 — Du modèle au patron (échelle 1:1)</w:t>
+      </w:r>
     </w:p>
     <w:p>
       <w:pPr>
+        <w:keepNext/>
+        <w:keepLines/>
         <w:spacing w:after="96"/>
       </w:pPr>
       <w:r>
@@ -676,6 +518,9 @@
         <w:gridCol w:w="5960"/>
       </w:tblGrid>
       <w:tr>
+        <w:trPr>
+          <w:cantSplit/>
+        </w:trPr>
         <w:tc>
           <w:tcPr>
             <w:tcW w:type="dxa" w:w="3400"/>
@@ -696,6 +541,8 @@
           </w:tcPr>
           <w:p>
             <w:pPr>
+              <w:keepNext/>
+              <w:keepLines/>
               <w:spacing w:after="0"/>
             </w:pPr>
             <w:r>
@@ -732,6 +579,8 @@
           </w:tcPr>
           <w:p>
             <w:pPr>
+              <w:keepNext/>
+              <w:keepLines/>
               <w:spacing w:after="0"/>
             </w:pPr>
             <w:r>
@@ -750,6 +599,9 @@
         </w:tc>
       </w:tr>
       <w:tr>
+        <w:trPr>
+          <w:cantSplit/>
+        </w:trPr>
         <w:tc>
           <w:tcPr>
             <w:tcW w:type="dxa" w:w="3400"/>
@@ -769,6 +621,8 @@
           </w:tcPr>
           <w:p>
             <w:pPr>
+              <w:keepNext/>
+              <w:keepLines/>
               <w:spacing w:after="0"/>
             </w:pPr>
             <w:r>
@@ -804,6 +658,8 @@
           </w:tcPr>
           <w:p>
             <w:pPr>
+              <w:keepNext/>
+              <w:keepLines/>
               <w:spacing w:after="0"/>
             </w:pPr>
             <w:r>
@@ -822,6 +678,9 @@
         </w:tc>
       </w:tr>
       <w:tr>
+        <w:trPr>
+          <w:cantSplit/>
+        </w:trPr>
         <w:tc>
           <w:tcPr>
             <w:tcW w:type="dxa" w:w="3400"/>
@@ -841,6 +700,8 @@
           </w:tcPr>
           <w:p>
             <w:pPr>
+              <w:keepNext/>
+              <w:keepLines/>
               <w:spacing w:after="0"/>
             </w:pPr>
             <w:r>
@@ -876,6 +737,8 @@
           </w:tcPr>
           <w:p>
             <w:pPr>
+              <w:keepNext/>
+              <w:keepLines/>
               <w:spacing w:after="0"/>
             </w:pPr>
             <w:r>
@@ -894,6 +757,9 @@
         </w:tc>
       </w:tr>
       <w:tr>
+        <w:trPr>
+          <w:cantSplit/>
+        </w:trPr>
         <w:tc>
           <w:tcPr>
             <w:tcW w:type="dxa" w:w="3400"/>
@@ -968,67 +834,30 @@
     </w:tbl>
     <w:p>
       <w:pPr>
-        <w:spacing w:after="80"/>
+        <w:keepNext/>
+        <w:keepLines/>
+        <w:pBdr>
+          <w:top w:val="single" w:color="000000" w:sz="6" w:space="4"/>
+          <w:left w:val="single" w:color="000000" w:sz="6" w:space="4"/>
+          <w:bottom w:val="single" w:color="000000" w:sz="6" w:space="4"/>
+          <w:right w:val="single" w:color="000000" w:sz="6" w:space="4"/>
+        </w:pBdr>
+        <w:shd w:val="clear" w:color="auto" w:fill="D9D9D9"/>
+        <w:spacing w:before="150" w:after="130"/>
+        <w:ind w:left="0" w:right="1106"/>
       </w:pPr>
-    </w:p>
-    <w:tbl>
-      <w:tblPr>
-        <w:tblW w:type="dxa" w:w="9360"/>
-        <w:tblBorders>
-          <w:top w:val="single" w:color="auto" w:sz="4"/>
-          <w:left w:val="single" w:color="auto" w:sz="4"/>
-          <w:bottom w:val="single" w:color="auto" w:sz="4"/>
-          <w:right w:val="single" w:color="auto" w:sz="4"/>
-          <w:insideH w:val="single" w:color="auto" w:sz="4"/>
-          <w:insideV w:val="single" w:color="auto" w:sz="4"/>
-        </w:tblBorders>
-      </w:tblPr>
-      <w:tblGrid>
-        <w:gridCol w:w="9360"/>
-      </w:tblGrid>
-      <w:tr>
-        <w:tc>
-          <w:tcPr>
-            <w:tcW w:type="dxa" w:w="9360"/>
-            <w:tcBorders>
-              <w:top w:val="single" w:color="000000" w:sz="6"/>
-              <w:left w:val="single" w:color="000000" w:sz="6"/>
-              <w:bottom w:val="single" w:color="000000" w:sz="6"/>
-              <w:right w:val="single" w:color="000000" w:sz="6"/>
-            </w:tcBorders>
-            <w:shd w:fill="F2F2F2" w:val="clear"/>
-            <w:tcMar>
-              <w:top w:type="dxa" w:w="40"/>
-              <w:left w:type="dxa" w:w="80"/>
-              <w:bottom w:type="dxa" w:w="40"/>
-              <w:right w:type="dxa" w:w="80"/>
-            </w:tcMar>
-            <w:vAlign w:val="center"/>
-          </w:tcPr>
-          <w:p>
-            <w:pPr>
-              <w:spacing w:after="0"/>
-            </w:pPr>
-            <w:r>
-              <w:rPr>
-                <w:rFonts w:ascii="Arial" w:cs="Arial" w:eastAsia="Arial" w:hAnsi="Arial"/>
-                <w:b/>
-                <w:bCs/>
-                <w:i w:val="false"/>
-                <w:iCs w:val="false"/>
-                <w:sz w:val="26"/>
-                <w:szCs w:val="26"/>
-              </w:rPr>
-              <w:t xml:space="preserve">PARTIE 2 — Fabrication  (séance en groupe · sécurité cutter : tapis + règle métal + doigts derrière la lame)</w:t>
-            </w:r>
-          </w:p>
-        </w:tc>
-      </w:tr>
-    </w:tbl>
-    <w:p>
-      <w:pPr>
-        <w:spacing w:after="64"/>
-      </w:pPr>
+      <w:r>
+        <w:rPr>
+          <w:rFonts w:ascii="Arial" w:cs="Arial" w:eastAsia="Arial" w:hAnsi="Arial"/>
+          <w:b/>
+          <w:bCs/>
+          <w:i w:val="false"/>
+          <w:iCs w:val="false"/>
+          <w:sz w:val="26"/>
+          <w:szCs w:val="26"/>
+        </w:rPr>
+        <w:t xml:space="preserve">PARTIE 2 — Fabrication  (séance en groupe · sécurité cutter : tapis + règle métal + doigts derrière la lame)</w:t>
+      </w:r>
     </w:p>
     <w:tbl>
       <w:tblPr>
@@ -1047,6 +876,9 @@
         <w:gridCol w:w="8460"/>
       </w:tblGrid>
       <w:tr>
+        <w:trPr>
+          <w:cantSplit/>
+        </w:trPr>
         <w:tc>
           <w:tcPr>
             <w:tcW w:type="dxa" w:w="900"/>
@@ -1067,6 +899,8 @@
           </w:tcPr>
           <w:p>
             <w:pPr>
+              <w:keepNext/>
+              <w:keepLines/>
               <w:spacing w:after="0"/>
             </w:pPr>
             <w:r>
@@ -1103,6 +937,8 @@
           </w:tcPr>
           <w:p>
             <w:pPr>
+              <w:keepNext/>
+              <w:keepLines/>
               <w:spacing w:after="0"/>
             </w:pPr>
             <w:r>
@@ -1121,6 +957,9 @@
         </w:tc>
       </w:tr>
       <w:tr>
+        <w:trPr>
+          <w:cantSplit/>
+        </w:trPr>
         <w:tc>
           <w:tcPr>
             <w:tcW w:type="dxa" w:w="900"/>
@@ -1140,6 +979,8 @@
           </w:tcPr>
           <w:p>
             <w:pPr>
+              <w:keepNext/>
+              <w:keepLines/>
               <w:spacing w:after="0"/>
             </w:pPr>
             <w:r>
@@ -1175,6 +1016,8 @@
           </w:tcPr>
           <w:p>
             <w:pPr>
+              <w:keepNext/>
+              <w:keepLines/>
               <w:spacing w:after="0"/>
             </w:pPr>
             <w:r>
@@ -1193,6 +1036,9 @@
         </w:tc>
       </w:tr>
       <w:tr>
+        <w:trPr>
+          <w:cantSplit/>
+        </w:trPr>
         <w:tc>
           <w:tcPr>
             <w:tcW w:type="dxa" w:w="900"/>
@@ -1212,6 +1058,8 @@
           </w:tcPr>
           <w:p>
             <w:pPr>
+              <w:keepNext/>
+              <w:keepLines/>
               <w:spacing w:after="0"/>
             </w:pPr>
             <w:r>
@@ -1247,6 +1095,8 @@
           </w:tcPr>
           <w:p>
             <w:pPr>
+              <w:keepNext/>
+              <w:keepLines/>
               <w:spacing w:after="0"/>
             </w:pPr>
             <w:r>
@@ -1265,6 +1115,9 @@
         </w:tc>
       </w:tr>
       <w:tr>
+        <w:trPr>
+          <w:cantSplit/>
+        </w:trPr>
         <w:tc>
           <w:tcPr>
             <w:tcW w:type="dxa" w:w="900"/>
@@ -1284,6 +1137,8 @@
           </w:tcPr>
           <w:p>
             <w:pPr>
+              <w:keepNext/>
+              <w:keepLines/>
               <w:spacing w:after="0"/>
             </w:pPr>
             <w:r>
@@ -1319,6 +1174,8 @@
           </w:tcPr>
           <w:p>
             <w:pPr>
+              <w:keepNext/>
+              <w:keepLines/>
               <w:spacing w:after="0"/>
             </w:pPr>
             <w:r>
@@ -1337,6 +1194,9 @@
         </w:tc>
       </w:tr>
       <w:tr>
+        <w:trPr>
+          <w:cantSplit/>
+        </w:trPr>
         <w:tc>
           <w:tcPr>
             <w:tcW w:type="dxa" w:w="900"/>
@@ -1411,67 +1271,30 @@
     </w:tbl>
     <w:p>
       <w:pPr>
-        <w:spacing w:after="80"/>
+        <w:keepNext/>
+        <w:keepLines/>
+        <w:pBdr>
+          <w:top w:val="single" w:color="000000" w:sz="6" w:space="4"/>
+          <w:left w:val="single" w:color="000000" w:sz="6" w:space="4"/>
+          <w:bottom w:val="single" w:color="000000" w:sz="6" w:space="4"/>
+          <w:right w:val="single" w:color="000000" w:sz="6" w:space="4"/>
+        </w:pBdr>
+        <w:shd w:val="clear" w:color="auto" w:fill="D9D9D9"/>
+        <w:spacing w:before="150" w:after="130"/>
+        <w:ind w:left="0" w:right="1106"/>
       </w:pPr>
-    </w:p>
-    <w:tbl>
-      <w:tblPr>
-        <w:tblW w:type="dxa" w:w="9360"/>
-        <w:tblBorders>
-          <w:top w:val="single" w:color="auto" w:sz="4"/>
-          <w:left w:val="single" w:color="auto" w:sz="4"/>
-          <w:bottom w:val="single" w:color="auto" w:sz="4"/>
-          <w:right w:val="single" w:color="auto" w:sz="4"/>
-          <w:insideH w:val="single" w:color="auto" w:sz="4"/>
-          <w:insideV w:val="single" w:color="auto" w:sz="4"/>
-        </w:tblBorders>
-      </w:tblPr>
-      <w:tblGrid>
-        <w:gridCol w:w="9360"/>
-      </w:tblGrid>
-      <w:tr>
-        <w:tc>
-          <w:tcPr>
-            <w:tcW w:type="dxa" w:w="9360"/>
-            <w:tcBorders>
-              <w:top w:val="single" w:color="000000" w:sz="6"/>
-              <w:left w:val="single" w:color="000000" w:sz="6"/>
-              <w:bottom w:val="single" w:color="000000" w:sz="6"/>
-              <w:right w:val="single" w:color="000000" w:sz="6"/>
-            </w:tcBorders>
-            <w:shd w:fill="F2F2F2" w:val="clear"/>
-            <w:tcMar>
-              <w:top w:type="dxa" w:w="40"/>
-              <w:left w:type="dxa" w:w="80"/>
-              <w:bottom w:type="dxa" w:w="40"/>
-              <w:right w:type="dxa" w:w="80"/>
-            </w:tcMar>
-            <w:vAlign w:val="center"/>
-          </w:tcPr>
-          <w:p>
-            <w:pPr>
-              <w:spacing w:after="0"/>
-            </w:pPr>
-            <w:r>
-              <w:rPr>
-                <w:rFonts w:ascii="Arial" w:cs="Arial" w:eastAsia="Arial" w:hAnsi="Arial"/>
-                <w:b/>
-                <w:bCs/>
-                <w:i w:val="false"/>
-                <w:iCs w:val="false"/>
-                <w:sz w:val="26"/>
-                <w:szCs w:val="26"/>
-              </w:rPr>
-              <w:t xml:space="preserve">PARTIE 3 — Le protocole de test (comme au labo)</w:t>
-            </w:r>
-          </w:p>
-        </w:tc>
-      </w:tr>
-    </w:tbl>
-    <w:p>
-      <w:pPr>
-        <w:spacing w:after="64"/>
-      </w:pPr>
+      <w:r>
+        <w:rPr>
+          <w:rFonts w:ascii="Arial" w:cs="Arial" w:eastAsia="Arial" w:hAnsi="Arial"/>
+          <w:b/>
+          <w:bCs/>
+          <w:i w:val="false"/>
+          <w:iCs w:val="false"/>
+          <w:sz w:val="26"/>
+          <w:szCs w:val="26"/>
+        </w:rPr>
+        <w:t xml:space="preserve">PARTIE 3 — Le protocole de test (comme au labo)</w:t>
+      </w:r>
     </w:p>
     <w:tbl>
       <w:tblPr>
@@ -1492,6 +1315,9 @@
         <w:gridCol w:w="1160"/>
       </w:tblGrid>
       <w:tr>
+        <w:trPr>
+          <w:cantSplit/>
+        </w:trPr>
         <w:tc>
           <w:tcPr>
             <w:tcW w:type="dxa" w:w="1800"/>
@@ -1512,6 +1338,8 @@
           </w:tcPr>
           <w:p>
             <w:pPr>
+              <w:keepNext/>
+              <w:keepLines/>
               <w:spacing w:after="0"/>
             </w:pPr>
             <w:r>
@@ -1548,6 +1376,8 @@
           </w:tcPr>
           <w:p>
             <w:pPr>
+              <w:keepNext/>
+              <w:keepLines/>
               <w:spacing w:after="0"/>
             </w:pPr>
             <w:r>
@@ -1584,6 +1414,8 @@
           </w:tcPr>
           <w:p>
             <w:pPr>
+              <w:keepNext/>
+              <w:keepLines/>
               <w:spacing w:after="0"/>
             </w:pPr>
             <w:r>
@@ -1620,6 +1452,8 @@
           </w:tcPr>
           <w:p>
             <w:pPr>
+              <w:keepNext/>
+              <w:keepLines/>
               <w:spacing w:after="0"/>
             </w:pPr>
             <w:r>
@@ -1638,6 +1472,9 @@
         </w:tc>
       </w:tr>
       <w:tr>
+        <w:trPr>
+          <w:cantSplit/>
+        </w:trPr>
         <w:tc>
           <w:tcPr>
             <w:tcW w:type="dxa" w:w="1800"/>
@@ -1657,6 +1494,8 @@
           </w:tcPr>
           <w:p>
             <w:pPr>
+              <w:keepNext/>
+              <w:keepLines/>
               <w:spacing w:after="0"/>
             </w:pPr>
             <w:r>
@@ -1692,6 +1531,8 @@
           </w:tcPr>
           <w:p>
             <w:pPr>
+              <w:keepNext/>
+              <w:keepLines/>
               <w:spacing w:after="0"/>
             </w:pPr>
             <w:r>
@@ -1727,6 +1568,8 @@
           </w:tcPr>
           <w:p>
             <w:pPr>
+              <w:keepNext/>
+              <w:keepLines/>
               <w:spacing w:after="0"/>
             </w:pPr>
             <w:r>
@@ -1762,6 +1605,8 @@
           </w:tcPr>
           <w:p>
             <w:pPr>
+              <w:keepNext/>
+              <w:keepLines/>
               <w:spacing w:after="0"/>
             </w:pPr>
             <w:r>
@@ -1780,6 +1625,9 @@
         </w:tc>
       </w:tr>
       <w:tr>
+        <w:trPr>
+          <w:cantSplit/>
+        </w:trPr>
         <w:tc>
           <w:tcPr>
             <w:tcW w:type="dxa" w:w="1800"/>
@@ -1799,6 +1647,8 @@
           </w:tcPr>
           <w:p>
             <w:pPr>
+              <w:keepNext/>
+              <w:keepLines/>
               <w:spacing w:after="0"/>
             </w:pPr>
             <w:r>
@@ -1834,6 +1684,8 @@
           </w:tcPr>
           <w:p>
             <w:pPr>
+              <w:keepNext/>
+              <w:keepLines/>
               <w:spacing w:after="0"/>
             </w:pPr>
             <w:r>
@@ -1869,6 +1721,8 @@
           </w:tcPr>
           <w:p>
             <w:pPr>
+              <w:keepNext/>
+              <w:keepLines/>
               <w:spacing w:after="0"/>
             </w:pPr>
             <w:r>
@@ -1904,6 +1758,8 @@
           </w:tcPr>
           <w:p>
             <w:pPr>
+              <w:keepNext/>
+              <w:keepLines/>
               <w:spacing w:after="0"/>
             </w:pPr>
             <w:r>
@@ -1922,6 +1778,9 @@
         </w:tc>
       </w:tr>
       <w:tr>
+        <w:trPr>
+          <w:cantSplit/>
+        </w:trPr>
         <w:tc>
           <w:tcPr>
             <w:tcW w:type="dxa" w:w="1800"/>
@@ -2131,6 +1990,9 @@
         <w:gridCol w:w="9360"/>
       </w:tblGrid>
       <w:tr>
+        <w:trPr>
+          <w:cantSplit/>
+        </w:trPr>
         <w:tc>
           <w:tcPr>
             <w:tcW w:type="dxa" w:w="9360"/>

--- a/public/2026/seq05/FICHE_S5-A05_Prototype_4eme.docx
+++ b/public/2026/seq05/FICHE_S5-A05_Prototype_4eme.docx
@@ -211,32 +211,6 @@
                 <w:szCs w:val="16"/>
               </w:rPr>
               <w:t xml:space="preserve">ACTIVITÉ N°05</w:t>
-            </w:r>
-          </w:p>
-          <w:p>
-            <w:pPr>
-              <w:spacing w:after="0"/>
-            </w:pPr>
-            <w:r>
-              <w:rPr>
-                <w:rFonts w:ascii="Arial" w:cs="Arial" w:eastAsia="Arial" w:hAnsi="Arial"/>
-                <w:sz w:val="14"/>
-                <w:szCs w:val="14"/>
-              </w:rPr>
-              <w:t xml:space="preserve">NOM : ..............................</w:t>
-            </w:r>
-          </w:p>
-          <w:p>
-            <w:pPr>
-              <w:spacing w:after="0"/>
-            </w:pPr>
-            <w:r>
-              <w:rPr>
-                <w:rFonts w:ascii="Arial" w:cs="Arial" w:eastAsia="Arial" w:hAnsi="Arial"/>
-                <w:sz w:val="14"/>
-                <w:szCs w:val="14"/>
-              </w:rPr>
-              <w:t xml:space="preserve">PRÉNOM : .........................</w:t>
             </w:r>
           </w:p>
         </w:tc>

--- a/public/2026/seq05/FICHE_S5-A05_Prototype_4eme.docx
+++ b/public/2026/seq05/FICHE_S5-A05_Prototype_4eme.docx
@@ -1916,7 +1916,7 @@
     </w:p>
     <w:p>
       <w:pPr>
-        <w:spacing w:after="128"/>
+        <w:spacing w:after="230"/>
       </w:pPr>
       <w:r>
         <w:rPr>
@@ -1928,12 +1928,12 @@
           <w:sz w:val="24"/>
           <w:szCs w:val="24"/>
         </w:rPr>
-        <w:t xml:space="preserve">..............................................................................</w:t>
+        <w:t xml:space="preserve">......................................................................................................................................................</w:t>
       </w:r>
     </w:p>
     <w:p>
       <w:pPr>
-        <w:spacing w:after="128"/>
+        <w:spacing w:after="230"/>
       </w:pPr>
       <w:r>
         <w:rPr>
@@ -1945,7 +1945,7 @@
           <w:sz w:val="24"/>
           <w:szCs w:val="24"/>
         </w:rPr>
-        <w:t xml:space="preserve">..............................................................................</w:t>
+        <w:t xml:space="preserve">......................................................................................................................................................</w:t>
       </w:r>
     </w:p>
     <w:tbl>

--- a/public/2026/seq05/FICHE_S5-A05_Prototype_4eme.docx
+++ b/public/2026/seq05/FICHE_S5-A05_Prototype_4eme.docx
@@ -345,6 +345,30 @@
         </w:tc>
       </w:tr>
     </w:tbl>
+    <w:p>
+      <w:pPr>
+        <w:keepNext/>
+        <w:spacing w:after="128"/>
+      </w:pPr>
+      <w:r>
+        <w:rPr>
+          <w:rFonts w:ascii="Arial" w:cs="Arial" w:eastAsia="Arial" w:hAnsi="Arial"/>
+          <w:sz w:val="24"/>
+          <w:szCs w:val="24"/>
+          <w:b/>
+          <w:bCs/>
+        </w:rPr>
+        <w:t xml:space="preserve">OBJECTIF — </w:t>
+      </w:r>
+      <w:r>
+        <w:rPr>
+          <w:rFonts w:ascii="Arial" w:cs="Arial" w:eastAsia="Arial" w:hAnsi="Arial"/>
+          <w:sz w:val="24"/>
+          <w:szCs w:val="24"/>
+        </w:rPr>
+        <w:t xml:space="preserve">Tu sauras fabriquer ton prototype et le tester selon un protocole précis.</w:t>
+      </w:r>
+    </w:p>
     <w:p>
       <w:pPr>
         <w:keepNext/>
